--- a/output/AnovaPCATable_gap_2.docx
+++ b/output/AnovaPCATable_gap_2.docx
@@ -25,7 +25,7 @@
         <w:ind w:left="60" w:right="60" w:firstLine="0" w:firstLineChars="0"/>
       </w:pPr>
       <w:r>
-        <w:t xml:space="preserve">Table: Significance Patterns</w:t>
+        <w:t xml:space="preserve">Table: Significance Patterns - AnovaPCATable_gap_2</w:t>
       </w:r>
     </w:p>
     <w:tbl xmlns:a="http://schemas.openxmlformats.org/drawingml/2006/main" xmlns:pic="http://schemas.openxmlformats.org/drawingml/2006/picture">
@@ -46,7 +46,7 @@
           <w:trHeight w:val="614" w:hRule="auto"/>
           <w:tblHeader/>
         </w:trPr>
-        header1
+        header 1
         <w:tc>
           <w:tcPr>
             <w:tcBorders>
@@ -312,7 +312,7 @@
         <w:trPr>
           <w:trHeight w:val="612" w:hRule="auto"/>
         </w:trPr>
-        body1
+        body 1
         <w:tc>
           <w:tcPr>
             <w:tcBorders>
@@ -361,7 +361,7 @@
                 <w:szCs w:val="22"/>
                 <w:color w:val="000000"/>
               </w:rPr>
-              <w:t xml:space="preserve"/>
+              <w:t xml:space="preserve">Unique_Nodes</w:t>
             </w:r>
           </w:p>
         </w:tc>
@@ -396,24 +396,24 @@
               <w:rPr>
                 <w:rFonts w:ascii="Arial" w:hAnsi="Arial" w:eastAsia="Arial" w:cs="Arial"/>
                 <w:i w:val="false"/>
-                <w:b w:val="false"/>
-                <w:u w:val="none"/>
-                <w:sz w:val="22"/>
-                <w:szCs w:val="22"/>
-                <w:color w:val="000000"/>
-              </w:rPr>
-            </w:pPr>
-            <w:r>
-              <w:rPr>
-                <w:rFonts w:ascii="Arial" w:hAnsi="Arial" w:eastAsia="Arial" w:cs="Arial"/>
-                <w:i w:val="false"/>
-                <w:b w:val="false"/>
-                <w:u w:val="none"/>
-                <w:sz w:val="22"/>
-                <w:szCs w:val="22"/>
-                <w:color w:val="000000"/>
-              </w:rPr>
-              <w:t xml:space="preserve">[[numeric]]</w:t>
+                <w:b w:val="true"/>
+                <w:u w:val="none"/>
+                <w:sz w:val="22"/>
+                <w:szCs w:val="22"/>
+                <w:color w:val="000000"/>
+              </w:rPr>
+            </w:pPr>
+            <w:r>
+              <w:rPr>
+                <w:rFonts w:ascii="Arial" w:hAnsi="Arial" w:eastAsia="Arial" w:cs="Arial"/>
+                <w:i w:val="false"/>
+                <w:b w:val="true"/>
+                <w:u w:val="none"/>
+                <w:sz w:val="22"/>
+                <w:szCs w:val="22"/>
+                <w:color w:val="000000"/>
+              </w:rPr>
+              <w:t xml:space="preserve">-2.48</w:t>
             </w:r>
           </w:p>
         </w:tc>
@@ -448,24 +448,24 @@
               <w:rPr>
                 <w:rFonts w:ascii="Arial" w:hAnsi="Arial" w:eastAsia="Arial" w:cs="Arial"/>
                 <w:i w:val="false"/>
-                <w:b w:val="false"/>
-                <w:u w:val="none"/>
-                <w:sz w:val="22"/>
-                <w:szCs w:val="22"/>
-                <w:color w:val="000000"/>
-              </w:rPr>
-            </w:pPr>
-            <w:r>
-              <w:rPr>
-                <w:rFonts w:ascii="Arial" w:hAnsi="Arial" w:eastAsia="Arial" w:cs="Arial"/>
-                <w:i w:val="false"/>
-                <w:b w:val="false"/>
-                <w:u w:val="none"/>
-                <w:sz w:val="22"/>
-                <w:szCs w:val="22"/>
-                <w:color w:val="000000"/>
-              </w:rPr>
-              <w:t xml:space="preserve">[[numeric]]</w:t>
+                <w:b w:val="true"/>
+                <w:u w:val="none"/>
+                <w:sz w:val="22"/>
+                <w:szCs w:val="22"/>
+                <w:color w:val="000000"/>
+              </w:rPr>
+            </w:pPr>
+            <w:r>
+              <w:rPr>
+                <w:rFonts w:ascii="Arial" w:hAnsi="Arial" w:eastAsia="Arial" w:cs="Arial"/>
+                <w:i w:val="false"/>
+                <w:b w:val="true"/>
+                <w:u w:val="none"/>
+                <w:sz w:val="22"/>
+                <w:szCs w:val="22"/>
+                <w:color w:val="000000"/>
+              </w:rPr>
+              <w:t xml:space="preserve">0.0139</w:t>
             </w:r>
           </w:p>
         </w:tc>
@@ -517,7 +517,7 @@
                 <w:szCs w:val="22"/>
                 <w:color w:val="000000"/>
               </w:rPr>
-              <w:t xml:space="preserve">[[numeric]]</w:t>
+              <w:t xml:space="preserve">-0.98</w:t>
             </w:r>
           </w:p>
         </w:tc>
@@ -569,7 +569,7 @@
                 <w:szCs w:val="22"/>
                 <w:color w:val="000000"/>
               </w:rPr>
-              <w:t xml:space="preserve">[[numeric]]</w:t>
+              <w:t xml:space="preserve">0.3293</w:t>
             </w:r>
           </w:p>
         </w:tc>
@@ -578,7 +578,7 @@
         <w:trPr>
           <w:trHeight w:val="617" w:hRule="auto"/>
         </w:trPr>
-        body2
+        body 2
         <w:tc>
           <w:tcPr>
             <w:tcBorders>
@@ -679,163 +679,695 @@
                 <w:szCs w:val="22"/>
                 <w:color w:val="000000"/>
               </w:rPr>
-              <w:t xml:space="preserve">[[numeric]]</w:t>
-            </w:r>
-          </w:p>
-        </w:tc>
-        <w:tc>
-          <w:tcPr>
-            <w:tcBorders>
-              <w:bottom w:val="none" w:sz="0" w:space="0" w:color="000000"/>
-              <w:top w:val="none" w:sz="0" w:space="0" w:color="000000"/>
-              <w:left w:val="none" w:sz="0" w:space="0" w:color="000000"/>
-              <w:right w:val="none" w:sz="0" w:space="0" w:color="000000"/>
-            </w:tcBorders>
-            <w:shd w:val="clear" w:color="auto" w:fill="FFFFFF"/>
-            <w:tcMar>
-              <w:top w:w="0" w:type="dxa"/>
-              <w:bottom w:w="0" w:type="dxa"/>
-              <w:left w:w="0" w:type="dxa"/>
-              <w:right w:w="0" w:type="dxa"/>
-            </w:tcMar>
-            <w:vAlign w:val="center"/>
-          </w:tcPr>
-          <w:p>
-            <w:pPr>
-              <w:jc w:val="center"/>
-              <w:pBdr>
-                <w:bottom w:val="none" w:sz="0" w:space="0" w:color="000000"/>
-                <w:top w:val="none" w:sz="0" w:space="0" w:color="000000"/>
-                <w:left w:val="none" w:sz="0" w:space="0" w:color="000000"/>
-                <w:right w:val="none" w:sz="0" w:space="0" w:color="000000"/>
-              </w:pBdr>
-              <w:spacing w:after="100" w:before="100" w:line="240"/>
-              <w:ind w:left="100" w:right="100" w:firstLine="0" w:firstLineChars="0"/>
-              <w:rPr>
-                <w:rFonts w:ascii="Arial" w:hAnsi="Arial" w:eastAsia="Arial" w:cs="Arial"/>
-                <w:i w:val="false"/>
-                <w:b w:val="false"/>
-                <w:u w:val="none"/>
-                <w:sz w:val="22"/>
-                <w:szCs w:val="22"/>
-                <w:color w:val="000000"/>
-              </w:rPr>
-            </w:pPr>
-            <w:r>
-              <w:rPr>
-                <w:rFonts w:ascii="Arial" w:hAnsi="Arial" w:eastAsia="Arial" w:cs="Arial"/>
-                <w:i w:val="false"/>
-                <w:b w:val="false"/>
-                <w:u w:val="none"/>
-                <w:sz w:val="22"/>
-                <w:szCs w:val="22"/>
-                <w:color w:val="000000"/>
-              </w:rPr>
-              <w:t xml:space="preserve">[[numeric]]</w:t>
-            </w:r>
-          </w:p>
-        </w:tc>
-        <w:tc>
-          <w:tcPr>
-            <w:tcBorders>
-              <w:bottom w:val="none" w:sz="0" w:space="0" w:color="000000"/>
-              <w:top w:val="none" w:sz="0" w:space="0" w:color="000000"/>
-              <w:left w:val="none" w:sz="0" w:space="0" w:color="000000"/>
-              <w:right w:val="none" w:sz="0" w:space="0" w:color="000000"/>
-            </w:tcBorders>
-            <w:shd w:val="clear" w:color="auto" w:fill="FFFFFF"/>
-            <w:tcMar>
-              <w:top w:w="0" w:type="dxa"/>
-              <w:bottom w:w="0" w:type="dxa"/>
-              <w:left w:w="0" w:type="dxa"/>
-              <w:right w:w="0" w:type="dxa"/>
-            </w:tcMar>
-            <w:vAlign w:val="center"/>
-          </w:tcPr>
-          <w:p>
-            <w:pPr>
-              <w:jc w:val="center"/>
-              <w:pBdr>
-                <w:bottom w:val="none" w:sz="0" w:space="0" w:color="000000"/>
-                <w:top w:val="none" w:sz="0" w:space="0" w:color="000000"/>
-                <w:left w:val="none" w:sz="0" w:space="0" w:color="000000"/>
-                <w:right w:val="none" w:sz="0" w:space="0" w:color="000000"/>
-              </w:pBdr>
-              <w:spacing w:after="100" w:before="100" w:line="240"/>
-              <w:ind w:left="100" w:right="100" w:firstLine="0" w:firstLineChars="0"/>
-              <w:rPr>
-                <w:rFonts w:ascii="Arial" w:hAnsi="Arial" w:eastAsia="Arial" w:cs="Arial"/>
-                <w:i w:val="false"/>
-                <w:b w:val="false"/>
-                <w:u w:val="none"/>
-                <w:sz w:val="22"/>
-                <w:szCs w:val="22"/>
-                <w:color w:val="000000"/>
-              </w:rPr>
-            </w:pPr>
-            <w:r>
-              <w:rPr>
-                <w:rFonts w:ascii="Arial" w:hAnsi="Arial" w:eastAsia="Arial" w:cs="Arial"/>
-                <w:i w:val="false"/>
-                <w:b w:val="false"/>
-                <w:u w:val="none"/>
-                <w:sz w:val="22"/>
-                <w:szCs w:val="22"/>
-                <w:color w:val="000000"/>
-              </w:rPr>
-              <w:t xml:space="preserve">[[numeric]]</w:t>
-            </w:r>
-          </w:p>
-        </w:tc>
-        <w:tc>
-          <w:tcPr>
-            <w:tcBorders>
-              <w:bottom w:val="none" w:sz="0" w:space="0" w:color="000000"/>
-              <w:top w:val="none" w:sz="0" w:space="0" w:color="000000"/>
-              <w:left w:val="none" w:sz="0" w:space="0" w:color="000000"/>
-              <w:right w:val="none" w:sz="0" w:space="0" w:color="000000"/>
-            </w:tcBorders>
-            <w:shd w:val="clear" w:color="auto" w:fill="FFFFFF"/>
-            <w:tcMar>
-              <w:top w:w="0" w:type="dxa"/>
-              <w:bottom w:w="0" w:type="dxa"/>
-              <w:left w:w="0" w:type="dxa"/>
-              <w:right w:w="0" w:type="dxa"/>
-            </w:tcMar>
-            <w:vAlign w:val="center"/>
-          </w:tcPr>
-          <w:p>
-            <w:pPr>
-              <w:jc w:val="center"/>
-              <w:pBdr>
-                <w:bottom w:val="none" w:sz="0" w:space="0" w:color="000000"/>
-                <w:top w:val="none" w:sz="0" w:space="0" w:color="000000"/>
-                <w:left w:val="none" w:sz="0" w:space="0" w:color="000000"/>
-                <w:right w:val="none" w:sz="0" w:space="0" w:color="000000"/>
-              </w:pBdr>
-              <w:spacing w:after="100" w:before="100" w:line="240"/>
-              <w:ind w:left="100" w:right="100" w:firstLine="0" w:firstLineChars="0"/>
-              <w:rPr>
-                <w:rFonts w:ascii="Arial" w:hAnsi="Arial" w:eastAsia="Arial" w:cs="Arial"/>
-                <w:i w:val="false"/>
-                <w:b w:val="false"/>
-                <w:u w:val="none"/>
-                <w:sz w:val="22"/>
-                <w:szCs w:val="22"/>
-                <w:color w:val="000000"/>
-              </w:rPr>
-            </w:pPr>
-            <w:r>
-              <w:rPr>
-                <w:rFonts w:ascii="Arial" w:hAnsi="Arial" w:eastAsia="Arial" w:cs="Arial"/>
-                <w:i w:val="false"/>
-                <w:b w:val="false"/>
-                <w:u w:val="none"/>
-                <w:sz w:val="22"/>
-                <w:szCs w:val="22"/>
-                <w:color w:val="000000"/>
-              </w:rPr>
-              <w:t xml:space="preserve">[[numeric]]</w:t>
+              <w:t xml:space="preserve">1.91</w:t>
+            </w:r>
+          </w:p>
+        </w:tc>
+        <w:tc>
+          <w:tcPr>
+            <w:tcBorders>
+              <w:bottom w:val="none" w:sz="0" w:space="0" w:color="000000"/>
+              <w:top w:val="none" w:sz="0" w:space="0" w:color="000000"/>
+              <w:left w:val="none" w:sz="0" w:space="0" w:color="000000"/>
+              <w:right w:val="none" w:sz="0" w:space="0" w:color="000000"/>
+            </w:tcBorders>
+            <w:shd w:val="clear" w:color="auto" w:fill="FFFFFF"/>
+            <w:tcMar>
+              <w:top w:w="0" w:type="dxa"/>
+              <w:bottom w:w="0" w:type="dxa"/>
+              <w:left w:w="0" w:type="dxa"/>
+              <w:right w:w="0" w:type="dxa"/>
+            </w:tcMar>
+            <w:vAlign w:val="center"/>
+          </w:tcPr>
+          <w:p>
+            <w:pPr>
+              <w:jc w:val="center"/>
+              <w:pBdr>
+                <w:bottom w:val="none" w:sz="0" w:space="0" w:color="000000"/>
+                <w:top w:val="none" w:sz="0" w:space="0" w:color="000000"/>
+                <w:left w:val="none" w:sz="0" w:space="0" w:color="000000"/>
+                <w:right w:val="none" w:sz="0" w:space="0" w:color="000000"/>
+              </w:pBdr>
+              <w:spacing w:after="100" w:before="100" w:line="240"/>
+              <w:ind w:left="100" w:right="100" w:firstLine="0" w:firstLineChars="0"/>
+              <w:rPr>
+                <w:rFonts w:ascii="Arial" w:hAnsi="Arial" w:eastAsia="Arial" w:cs="Arial"/>
+                <w:i w:val="false"/>
+                <w:b w:val="false"/>
+                <w:u w:val="none"/>
+                <w:sz w:val="22"/>
+                <w:szCs w:val="22"/>
+                <w:color w:val="000000"/>
+              </w:rPr>
+            </w:pPr>
+            <w:r>
+              <w:rPr>
+                <w:rFonts w:ascii="Arial" w:hAnsi="Arial" w:eastAsia="Arial" w:cs="Arial"/>
+                <w:i w:val="false"/>
+                <w:b w:val="false"/>
+                <w:u w:val="none"/>
+                <w:sz w:val="22"/>
+                <w:szCs w:val="22"/>
+                <w:color w:val="000000"/>
+              </w:rPr>
+              <w:t xml:space="preserve">0.0578</w:t>
+            </w:r>
+          </w:p>
+        </w:tc>
+        <w:tc>
+          <w:tcPr>
+            <w:tcBorders>
+              <w:bottom w:val="none" w:sz="0" w:space="0" w:color="000000"/>
+              <w:top w:val="none" w:sz="0" w:space="0" w:color="000000"/>
+              <w:left w:val="none" w:sz="0" w:space="0" w:color="000000"/>
+              <w:right w:val="none" w:sz="0" w:space="0" w:color="000000"/>
+            </w:tcBorders>
+            <w:shd w:val="clear" w:color="auto" w:fill="FFFFFF"/>
+            <w:tcMar>
+              <w:top w:w="0" w:type="dxa"/>
+              <w:bottom w:w="0" w:type="dxa"/>
+              <w:left w:w="0" w:type="dxa"/>
+              <w:right w:w="0" w:type="dxa"/>
+            </w:tcMar>
+            <w:vAlign w:val="center"/>
+          </w:tcPr>
+          <w:p>
+            <w:pPr>
+              <w:jc w:val="center"/>
+              <w:pBdr>
+                <w:bottom w:val="none" w:sz="0" w:space="0" w:color="000000"/>
+                <w:top w:val="none" w:sz="0" w:space="0" w:color="000000"/>
+                <w:left w:val="none" w:sz="0" w:space="0" w:color="000000"/>
+                <w:right w:val="none" w:sz="0" w:space="0" w:color="000000"/>
+              </w:pBdr>
+              <w:spacing w:after="100" w:before="100" w:line="240"/>
+              <w:ind w:left="100" w:right="100" w:firstLine="0" w:firstLineChars="0"/>
+              <w:rPr>
+                <w:rFonts w:ascii="Arial" w:hAnsi="Arial" w:eastAsia="Arial" w:cs="Arial"/>
+                <w:i w:val="false"/>
+                <w:b w:val="true"/>
+                <w:u w:val="none"/>
+                <w:sz w:val="22"/>
+                <w:szCs w:val="22"/>
+                <w:color w:val="000000"/>
+              </w:rPr>
+            </w:pPr>
+            <w:r>
+              <w:rPr>
+                <w:rFonts w:ascii="Arial" w:hAnsi="Arial" w:eastAsia="Arial" w:cs="Arial"/>
+                <w:i w:val="false"/>
+                <w:b w:val="true"/>
+                <w:u w:val="none"/>
+                <w:sz w:val="22"/>
+                <w:szCs w:val="22"/>
+                <w:color w:val="000000"/>
+              </w:rPr>
+              <w:t xml:space="preserve">2.12</w:t>
+            </w:r>
+          </w:p>
+        </w:tc>
+        <w:tc>
+          <w:tcPr>
+            <w:tcBorders>
+              <w:bottom w:val="none" w:sz="0" w:space="0" w:color="000000"/>
+              <w:top w:val="none" w:sz="0" w:space="0" w:color="000000"/>
+              <w:left w:val="none" w:sz="0" w:space="0" w:color="000000"/>
+              <w:right w:val="none" w:sz="0" w:space="0" w:color="000000"/>
+            </w:tcBorders>
+            <w:shd w:val="clear" w:color="auto" w:fill="FFFFFF"/>
+            <w:tcMar>
+              <w:top w:w="0" w:type="dxa"/>
+              <w:bottom w:w="0" w:type="dxa"/>
+              <w:left w:w="0" w:type="dxa"/>
+              <w:right w:w="0" w:type="dxa"/>
+            </w:tcMar>
+            <w:vAlign w:val="center"/>
+          </w:tcPr>
+          <w:p>
+            <w:pPr>
+              <w:jc w:val="center"/>
+              <w:pBdr>
+                <w:bottom w:val="none" w:sz="0" w:space="0" w:color="000000"/>
+                <w:top w:val="none" w:sz="0" w:space="0" w:color="000000"/>
+                <w:left w:val="none" w:sz="0" w:space="0" w:color="000000"/>
+                <w:right w:val="none" w:sz="0" w:space="0" w:color="000000"/>
+              </w:pBdr>
+              <w:spacing w:after="100" w:before="100" w:line="240"/>
+              <w:ind w:left="100" w:right="100" w:firstLine="0" w:firstLineChars="0"/>
+              <w:rPr>
+                <w:rFonts w:ascii="Arial" w:hAnsi="Arial" w:eastAsia="Arial" w:cs="Arial"/>
+                <w:i w:val="false"/>
+                <w:b w:val="true"/>
+                <w:u w:val="none"/>
+                <w:sz w:val="22"/>
+                <w:szCs w:val="22"/>
+                <w:color w:val="000000"/>
+              </w:rPr>
+            </w:pPr>
+            <w:r>
+              <w:rPr>
+                <w:rFonts w:ascii="Arial" w:hAnsi="Arial" w:eastAsia="Arial" w:cs="Arial"/>
+                <w:i w:val="false"/>
+                <w:b w:val="true"/>
+                <w:u w:val="none"/>
+                <w:sz w:val="22"/>
+                <w:szCs w:val="22"/>
+                <w:color w:val="000000"/>
+              </w:rPr>
+              <w:t xml:space="preserve">0.0354</w:t>
+            </w:r>
+          </w:p>
+        </w:tc>
+      </w:tr>
+      <w:tr>
+        <w:trPr>
+          <w:trHeight w:val="614" w:hRule="auto"/>
+        </w:trPr>
+        body 3
+        <w:tc>
+          <w:tcPr>
+            <w:tcBorders>
+              <w:bottom w:val="none" w:sz="0" w:space="0" w:color="000000"/>
+              <w:top w:val="none" w:sz="0" w:space="0" w:color="000000"/>
+              <w:left w:val="none" w:sz="0" w:space="0" w:color="000000"/>
+              <w:right w:val="none" w:sz="0" w:space="0" w:color="000000"/>
+            </w:tcBorders>
+            <w:shd w:val="clear" w:color="auto" w:fill="FFFFFF"/>
+            <w:tcMar>
+              <w:top w:w="0" w:type="dxa"/>
+              <w:bottom w:w="0" w:type="dxa"/>
+              <w:left w:w="0" w:type="dxa"/>
+              <w:right w:w="0" w:type="dxa"/>
+            </w:tcMar>
+            <w:vAlign w:val="center"/>
+          </w:tcPr>
+          <w:p>
+            <w:pPr>
+              <w:jc w:val="center"/>
+              <w:pBdr>
+                <w:bottom w:val="none" w:sz="0" w:space="0" w:color="000000"/>
+                <w:top w:val="none" w:sz="0" w:space="0" w:color="000000"/>
+                <w:left w:val="none" w:sz="0" w:space="0" w:color="000000"/>
+                <w:right w:val="none" w:sz="0" w:space="0" w:color="000000"/>
+              </w:pBdr>
+              <w:spacing w:after="100" w:before="100" w:line="240"/>
+              <w:ind w:left="100" w:right="100" w:firstLine="0" w:firstLineChars="0"/>
+              <w:rPr>
+                <w:rFonts w:ascii="Arial" w:hAnsi="Arial" w:eastAsia="Arial" w:cs="Arial"/>
+                <w:i w:val="false"/>
+                <w:b w:val="false"/>
+                <w:u w:val="none"/>
+                <w:sz w:val="22"/>
+                <w:szCs w:val="22"/>
+                <w:color w:val="000000"/>
+              </w:rPr>
+            </w:pPr>
+            <w:r>
+              <w:rPr>
+                <w:rFonts w:ascii="Arial" w:hAnsi="Arial" w:eastAsia="Arial" w:cs="Arial"/>
+                <w:i w:val="false"/>
+                <w:b w:val="false"/>
+                <w:u w:val="none"/>
+                <w:sz w:val="22"/>
+                <w:szCs w:val="22"/>
+                <w:color w:val="000000"/>
+              </w:rPr>
+              <w:t xml:space="preserve">modularity</w:t>
+            </w:r>
+          </w:p>
+        </w:tc>
+        <w:tc>
+          <w:tcPr>
+            <w:tcBorders>
+              <w:bottom w:val="none" w:sz="0" w:space="0" w:color="000000"/>
+              <w:top w:val="none" w:sz="0" w:space="0" w:color="000000"/>
+              <w:left w:val="none" w:sz="0" w:space="0" w:color="000000"/>
+              <w:right w:val="none" w:sz="0" w:space="0" w:color="000000"/>
+            </w:tcBorders>
+            <w:shd w:val="clear" w:color="auto" w:fill="FFFFFF"/>
+            <w:tcMar>
+              <w:top w:w="0" w:type="dxa"/>
+              <w:bottom w:w="0" w:type="dxa"/>
+              <w:left w:w="0" w:type="dxa"/>
+              <w:right w:w="0" w:type="dxa"/>
+            </w:tcMar>
+            <w:vAlign w:val="center"/>
+          </w:tcPr>
+          <w:p>
+            <w:pPr>
+              <w:jc w:val="center"/>
+              <w:pBdr>
+                <w:bottom w:val="none" w:sz="0" w:space="0" w:color="000000"/>
+                <w:top w:val="none" w:sz="0" w:space="0" w:color="000000"/>
+                <w:left w:val="none" w:sz="0" w:space="0" w:color="000000"/>
+                <w:right w:val="none" w:sz="0" w:space="0" w:color="000000"/>
+              </w:pBdr>
+              <w:spacing w:after="100" w:before="100" w:line="240"/>
+              <w:ind w:left="100" w:right="100" w:firstLine="0" w:firstLineChars="0"/>
+              <w:rPr>
+                <w:rFonts w:ascii="Arial" w:hAnsi="Arial" w:eastAsia="Arial" w:cs="Arial"/>
+                <w:i w:val="false"/>
+                <w:b w:val="true"/>
+                <w:u w:val="none"/>
+                <w:sz w:val="22"/>
+                <w:szCs w:val="22"/>
+                <w:color w:val="000000"/>
+              </w:rPr>
+            </w:pPr>
+            <w:r>
+              <w:rPr>
+                <w:rFonts w:ascii="Arial" w:hAnsi="Arial" w:eastAsia="Arial" w:cs="Arial"/>
+                <w:i w:val="false"/>
+                <w:b w:val="true"/>
+                <w:u w:val="none"/>
+                <w:sz w:val="22"/>
+                <w:szCs w:val="22"/>
+                <w:color w:val="000000"/>
+              </w:rPr>
+              <w:t xml:space="preserve">-3.46</w:t>
+            </w:r>
+          </w:p>
+        </w:tc>
+        <w:tc>
+          <w:tcPr>
+            <w:tcBorders>
+              <w:bottom w:val="none" w:sz="0" w:space="0" w:color="000000"/>
+              <w:top w:val="none" w:sz="0" w:space="0" w:color="000000"/>
+              <w:left w:val="none" w:sz="0" w:space="0" w:color="000000"/>
+              <w:right w:val="none" w:sz="0" w:space="0" w:color="000000"/>
+            </w:tcBorders>
+            <w:shd w:val="clear" w:color="auto" w:fill="FFFFFF"/>
+            <w:tcMar>
+              <w:top w:w="0" w:type="dxa"/>
+              <w:bottom w:w="0" w:type="dxa"/>
+              <w:left w:w="0" w:type="dxa"/>
+              <w:right w:w="0" w:type="dxa"/>
+            </w:tcMar>
+            <w:vAlign w:val="center"/>
+          </w:tcPr>
+          <w:p>
+            <w:pPr>
+              <w:jc w:val="center"/>
+              <w:pBdr>
+                <w:bottom w:val="none" w:sz="0" w:space="0" w:color="000000"/>
+                <w:top w:val="none" w:sz="0" w:space="0" w:color="000000"/>
+                <w:left w:val="none" w:sz="0" w:space="0" w:color="000000"/>
+                <w:right w:val="none" w:sz="0" w:space="0" w:color="000000"/>
+              </w:pBdr>
+              <w:spacing w:after="100" w:before="100" w:line="240"/>
+              <w:ind w:left="100" w:right="100" w:firstLine="0" w:firstLineChars="0"/>
+              <w:rPr>
+                <w:rFonts w:ascii="Arial" w:hAnsi="Arial" w:eastAsia="Arial" w:cs="Arial"/>
+                <w:i w:val="false"/>
+                <w:b w:val="true"/>
+                <w:u w:val="none"/>
+                <w:sz w:val="22"/>
+                <w:szCs w:val="22"/>
+                <w:color w:val="000000"/>
+              </w:rPr>
+            </w:pPr>
+            <w:r>
+              <w:rPr>
+                <w:rFonts w:ascii="Arial" w:hAnsi="Arial" w:eastAsia="Arial" w:cs="Arial"/>
+                <w:i w:val="false"/>
+                <w:b w:val="true"/>
+                <w:u w:val="none"/>
+                <w:sz w:val="22"/>
+                <w:szCs w:val="22"/>
+                <w:color w:val="000000"/>
+              </w:rPr>
+              <w:t xml:space="preserve">0.0007</w:t>
+            </w:r>
+          </w:p>
+        </w:tc>
+        <w:tc>
+          <w:tcPr>
+            <w:tcBorders>
+              <w:bottom w:val="none" w:sz="0" w:space="0" w:color="000000"/>
+              <w:top w:val="none" w:sz="0" w:space="0" w:color="000000"/>
+              <w:left w:val="none" w:sz="0" w:space="0" w:color="000000"/>
+              <w:right w:val="none" w:sz="0" w:space="0" w:color="000000"/>
+            </w:tcBorders>
+            <w:shd w:val="clear" w:color="auto" w:fill="FFFFFF"/>
+            <w:tcMar>
+              <w:top w:w="0" w:type="dxa"/>
+              <w:bottom w:w="0" w:type="dxa"/>
+              <w:left w:w="0" w:type="dxa"/>
+              <w:right w:w="0" w:type="dxa"/>
+            </w:tcMar>
+            <w:vAlign w:val="center"/>
+          </w:tcPr>
+          <w:p>
+            <w:pPr>
+              <w:jc w:val="center"/>
+              <w:pBdr>
+                <w:bottom w:val="none" w:sz="0" w:space="0" w:color="000000"/>
+                <w:top w:val="none" w:sz="0" w:space="0" w:color="000000"/>
+                <w:left w:val="none" w:sz="0" w:space="0" w:color="000000"/>
+                <w:right w:val="none" w:sz="0" w:space="0" w:color="000000"/>
+              </w:pBdr>
+              <w:spacing w:after="100" w:before="100" w:line="240"/>
+              <w:ind w:left="100" w:right="100" w:firstLine="0" w:firstLineChars="0"/>
+              <w:rPr>
+                <w:rFonts w:ascii="Arial" w:hAnsi="Arial" w:eastAsia="Arial" w:cs="Arial"/>
+                <w:i w:val="false"/>
+                <w:b w:val="false"/>
+                <w:u w:val="none"/>
+                <w:sz w:val="22"/>
+                <w:szCs w:val="22"/>
+                <w:color w:val="000000"/>
+              </w:rPr>
+            </w:pPr>
+            <w:r>
+              <w:rPr>
+                <w:rFonts w:ascii="Arial" w:hAnsi="Arial" w:eastAsia="Arial" w:cs="Arial"/>
+                <w:i w:val="false"/>
+                <w:b w:val="false"/>
+                <w:u w:val="none"/>
+                <w:sz w:val="22"/>
+                <w:szCs w:val="22"/>
+                <w:color w:val="000000"/>
+              </w:rPr>
+              <w:t xml:space="preserve">-1.88</w:t>
+            </w:r>
+          </w:p>
+        </w:tc>
+        <w:tc>
+          <w:tcPr>
+            <w:tcBorders>
+              <w:bottom w:val="none" w:sz="0" w:space="0" w:color="000000"/>
+              <w:top w:val="none" w:sz="0" w:space="0" w:color="000000"/>
+              <w:left w:val="none" w:sz="0" w:space="0" w:color="000000"/>
+              <w:right w:val="none" w:sz="0" w:space="0" w:color="000000"/>
+            </w:tcBorders>
+            <w:shd w:val="clear" w:color="auto" w:fill="FFFFFF"/>
+            <w:tcMar>
+              <w:top w:w="0" w:type="dxa"/>
+              <w:bottom w:w="0" w:type="dxa"/>
+              <w:left w:w="0" w:type="dxa"/>
+              <w:right w:w="0" w:type="dxa"/>
+            </w:tcMar>
+            <w:vAlign w:val="center"/>
+          </w:tcPr>
+          <w:p>
+            <w:pPr>
+              <w:jc w:val="center"/>
+              <w:pBdr>
+                <w:bottom w:val="none" w:sz="0" w:space="0" w:color="000000"/>
+                <w:top w:val="none" w:sz="0" w:space="0" w:color="000000"/>
+                <w:left w:val="none" w:sz="0" w:space="0" w:color="000000"/>
+                <w:right w:val="none" w:sz="0" w:space="0" w:color="000000"/>
+              </w:pBdr>
+              <w:spacing w:after="100" w:before="100" w:line="240"/>
+              <w:ind w:left="100" w:right="100" w:firstLine="0" w:firstLineChars="0"/>
+              <w:rPr>
+                <w:rFonts w:ascii="Arial" w:hAnsi="Arial" w:eastAsia="Arial" w:cs="Arial"/>
+                <w:i w:val="false"/>
+                <w:b w:val="false"/>
+                <w:u w:val="none"/>
+                <w:sz w:val="22"/>
+                <w:szCs w:val="22"/>
+                <w:color w:val="000000"/>
+              </w:rPr>
+            </w:pPr>
+            <w:r>
+              <w:rPr>
+                <w:rFonts w:ascii="Arial" w:hAnsi="Arial" w:eastAsia="Arial" w:cs="Arial"/>
+                <w:i w:val="false"/>
+                <w:b w:val="false"/>
+                <w:u w:val="none"/>
+                <w:sz w:val="22"/>
+                <w:szCs w:val="22"/>
+                <w:color w:val="000000"/>
+              </w:rPr>
+              <w:t xml:space="preserve">0.0623</w:t>
+            </w:r>
+          </w:p>
+        </w:tc>
+      </w:tr>
+      <w:tr>
+        <w:trPr>
+          <w:trHeight w:val="571" w:hRule="auto"/>
+        </w:trPr>
+        body 4
+        <w:tc>
+          <w:tcPr>
+            <w:tcBorders>
+              <w:bottom w:val="none" w:sz="0" w:space="0" w:color="000000"/>
+              <w:top w:val="none" w:sz="0" w:space="0" w:color="000000"/>
+              <w:left w:val="none" w:sz="0" w:space="0" w:color="000000"/>
+              <w:right w:val="none" w:sz="0" w:space="0" w:color="000000"/>
+            </w:tcBorders>
+            <w:shd w:val="clear" w:color="auto" w:fill="FFFFFF"/>
+            <w:tcMar>
+              <w:top w:w="0" w:type="dxa"/>
+              <w:bottom w:w="0" w:type="dxa"/>
+              <w:left w:w="0" w:type="dxa"/>
+              <w:right w:w="0" w:type="dxa"/>
+            </w:tcMar>
+            <w:vAlign w:val="center"/>
+          </w:tcPr>
+          <w:p>
+            <w:pPr>
+              <w:jc w:val="center"/>
+              <w:pBdr>
+                <w:bottom w:val="none" w:sz="0" w:space="0" w:color="000000"/>
+                <w:top w:val="none" w:sz="0" w:space="0" w:color="000000"/>
+                <w:left w:val="none" w:sz="0" w:space="0" w:color="000000"/>
+                <w:right w:val="none" w:sz="0" w:space="0" w:color="000000"/>
+              </w:pBdr>
+              <w:spacing w:after="100" w:before="100" w:line="240"/>
+              <w:ind w:left="100" w:right="100" w:firstLine="0" w:firstLineChars="0"/>
+              <w:rPr>
+                <w:rFonts w:ascii="Arial" w:hAnsi="Arial" w:eastAsia="Arial" w:cs="Arial"/>
+                <w:i w:val="false"/>
+                <w:b w:val="false"/>
+                <w:u w:val="none"/>
+                <w:sz w:val="22"/>
+                <w:szCs w:val="22"/>
+                <w:color w:val="000000"/>
+              </w:rPr>
+            </w:pPr>
+            <w:r>
+              <w:rPr>
+                <w:rFonts w:ascii="Arial" w:hAnsi="Arial" w:eastAsia="Arial" w:cs="Arial"/>
+                <w:i w:val="false"/>
+                <w:b w:val="false"/>
+                <w:u w:val="none"/>
+                <w:sz w:val="22"/>
+                <w:szCs w:val="22"/>
+                <w:color w:val="000000"/>
+              </w:rPr>
+              <w:t xml:space="preserve">betweenness</w:t>
+            </w:r>
+          </w:p>
+        </w:tc>
+        <w:tc>
+          <w:tcPr>
+            <w:tcBorders>
+              <w:bottom w:val="none" w:sz="0" w:space="0" w:color="000000"/>
+              <w:top w:val="none" w:sz="0" w:space="0" w:color="000000"/>
+              <w:left w:val="none" w:sz="0" w:space="0" w:color="000000"/>
+              <w:right w:val="none" w:sz="0" w:space="0" w:color="000000"/>
+            </w:tcBorders>
+            <w:shd w:val="clear" w:color="auto" w:fill="FFFFFF"/>
+            <w:tcMar>
+              <w:top w:w="0" w:type="dxa"/>
+              <w:bottom w:w="0" w:type="dxa"/>
+              <w:left w:w="0" w:type="dxa"/>
+              <w:right w:w="0" w:type="dxa"/>
+            </w:tcMar>
+            <w:vAlign w:val="center"/>
+          </w:tcPr>
+          <w:p>
+            <w:pPr>
+              <w:jc w:val="center"/>
+              <w:pBdr>
+                <w:bottom w:val="none" w:sz="0" w:space="0" w:color="000000"/>
+                <w:top w:val="none" w:sz="0" w:space="0" w:color="000000"/>
+                <w:left w:val="none" w:sz="0" w:space="0" w:color="000000"/>
+                <w:right w:val="none" w:sz="0" w:space="0" w:color="000000"/>
+              </w:pBdr>
+              <w:spacing w:after="100" w:before="100" w:line="240"/>
+              <w:ind w:left="100" w:right="100" w:firstLine="0" w:firstLineChars="0"/>
+              <w:rPr>
+                <w:rFonts w:ascii="Arial" w:hAnsi="Arial" w:eastAsia="Arial" w:cs="Arial"/>
+                <w:i w:val="false"/>
+                <w:b w:val="false"/>
+                <w:u w:val="none"/>
+                <w:sz w:val="22"/>
+                <w:szCs w:val="22"/>
+                <w:color w:val="000000"/>
+              </w:rPr>
+            </w:pPr>
+            <w:r>
+              <w:rPr>
+                <w:rFonts w:ascii="Arial" w:hAnsi="Arial" w:eastAsia="Arial" w:cs="Arial"/>
+                <w:i w:val="false"/>
+                <w:b w:val="false"/>
+                <w:u w:val="none"/>
+                <w:sz w:val="22"/>
+                <w:szCs w:val="22"/>
+                <w:color w:val="000000"/>
+              </w:rPr>
+              <w:t xml:space="preserve">1.70</w:t>
+            </w:r>
+          </w:p>
+        </w:tc>
+        <w:tc>
+          <w:tcPr>
+            <w:tcBorders>
+              <w:bottom w:val="none" w:sz="0" w:space="0" w:color="000000"/>
+              <w:top w:val="none" w:sz="0" w:space="0" w:color="000000"/>
+              <w:left w:val="none" w:sz="0" w:space="0" w:color="000000"/>
+              <w:right w:val="none" w:sz="0" w:space="0" w:color="000000"/>
+            </w:tcBorders>
+            <w:shd w:val="clear" w:color="auto" w:fill="FFFFFF"/>
+            <w:tcMar>
+              <w:top w:w="0" w:type="dxa"/>
+              <w:bottom w:w="0" w:type="dxa"/>
+              <w:left w:w="0" w:type="dxa"/>
+              <w:right w:w="0" w:type="dxa"/>
+            </w:tcMar>
+            <w:vAlign w:val="center"/>
+          </w:tcPr>
+          <w:p>
+            <w:pPr>
+              <w:jc w:val="center"/>
+              <w:pBdr>
+                <w:bottom w:val="none" w:sz="0" w:space="0" w:color="000000"/>
+                <w:top w:val="none" w:sz="0" w:space="0" w:color="000000"/>
+                <w:left w:val="none" w:sz="0" w:space="0" w:color="000000"/>
+                <w:right w:val="none" w:sz="0" w:space="0" w:color="000000"/>
+              </w:pBdr>
+              <w:spacing w:after="100" w:before="100" w:line="240"/>
+              <w:ind w:left="100" w:right="100" w:firstLine="0" w:firstLineChars="0"/>
+              <w:rPr>
+                <w:rFonts w:ascii="Arial" w:hAnsi="Arial" w:eastAsia="Arial" w:cs="Arial"/>
+                <w:i w:val="false"/>
+                <w:b w:val="false"/>
+                <w:u w:val="none"/>
+                <w:sz w:val="22"/>
+                <w:szCs w:val="22"/>
+                <w:color w:val="000000"/>
+              </w:rPr>
+            </w:pPr>
+            <w:r>
+              <w:rPr>
+                <w:rFonts w:ascii="Arial" w:hAnsi="Arial" w:eastAsia="Arial" w:cs="Arial"/>
+                <w:i w:val="false"/>
+                <w:b w:val="false"/>
+                <w:u w:val="none"/>
+                <w:sz w:val="22"/>
+                <w:szCs w:val="22"/>
+                <w:color w:val="000000"/>
+              </w:rPr>
+              <w:t xml:space="preserve">0.0904</w:t>
+            </w:r>
+          </w:p>
+        </w:tc>
+        <w:tc>
+          <w:tcPr>
+            <w:tcBorders>
+              <w:bottom w:val="none" w:sz="0" w:space="0" w:color="000000"/>
+              <w:top w:val="none" w:sz="0" w:space="0" w:color="000000"/>
+              <w:left w:val="none" w:sz="0" w:space="0" w:color="000000"/>
+              <w:right w:val="none" w:sz="0" w:space="0" w:color="000000"/>
+            </w:tcBorders>
+            <w:shd w:val="clear" w:color="auto" w:fill="FFFFFF"/>
+            <w:tcMar>
+              <w:top w:w="0" w:type="dxa"/>
+              <w:bottom w:w="0" w:type="dxa"/>
+              <w:left w:w="0" w:type="dxa"/>
+              <w:right w:w="0" w:type="dxa"/>
+            </w:tcMar>
+            <w:vAlign w:val="center"/>
+          </w:tcPr>
+          <w:p>
+            <w:pPr>
+              <w:jc w:val="center"/>
+              <w:pBdr>
+                <w:bottom w:val="none" w:sz="0" w:space="0" w:color="000000"/>
+                <w:top w:val="none" w:sz="0" w:space="0" w:color="000000"/>
+                <w:left w:val="none" w:sz="0" w:space="0" w:color="000000"/>
+                <w:right w:val="none" w:sz="0" w:space="0" w:color="000000"/>
+              </w:pBdr>
+              <w:spacing w:after="100" w:before="100" w:line="240"/>
+              <w:ind w:left="100" w:right="100" w:firstLine="0" w:firstLineChars="0"/>
+              <w:rPr>
+                <w:rFonts w:ascii="Arial" w:hAnsi="Arial" w:eastAsia="Arial" w:cs="Arial"/>
+                <w:i w:val="false"/>
+                <w:b w:val="false"/>
+                <w:u w:val="none"/>
+                <w:sz w:val="22"/>
+                <w:szCs w:val="22"/>
+                <w:color w:val="000000"/>
+              </w:rPr>
+            </w:pPr>
+            <w:r>
+              <w:rPr>
+                <w:rFonts w:ascii="Arial" w:hAnsi="Arial" w:eastAsia="Arial" w:cs="Arial"/>
+                <w:i w:val="false"/>
+                <w:b w:val="false"/>
+                <w:u w:val="none"/>
+                <w:sz w:val="22"/>
+                <w:szCs w:val="22"/>
+                <w:color w:val="000000"/>
+              </w:rPr>
+              <w:t xml:space="preserve">1.76</w:t>
+            </w:r>
+          </w:p>
+        </w:tc>
+        <w:tc>
+          <w:tcPr>
+            <w:tcBorders>
+              <w:bottom w:val="none" w:sz="0" w:space="0" w:color="000000"/>
+              <w:top w:val="none" w:sz="0" w:space="0" w:color="000000"/>
+              <w:left w:val="none" w:sz="0" w:space="0" w:color="000000"/>
+              <w:right w:val="none" w:sz="0" w:space="0" w:color="000000"/>
+            </w:tcBorders>
+            <w:shd w:val="clear" w:color="auto" w:fill="FFFFFF"/>
+            <w:tcMar>
+              <w:top w:w="0" w:type="dxa"/>
+              <w:bottom w:w="0" w:type="dxa"/>
+              <w:left w:w="0" w:type="dxa"/>
+              <w:right w:w="0" w:type="dxa"/>
+            </w:tcMar>
+            <w:vAlign w:val="center"/>
+          </w:tcPr>
+          <w:p>
+            <w:pPr>
+              <w:jc w:val="center"/>
+              <w:pBdr>
+                <w:bottom w:val="none" w:sz="0" w:space="0" w:color="000000"/>
+                <w:top w:val="none" w:sz="0" w:space="0" w:color="000000"/>
+                <w:left w:val="none" w:sz="0" w:space="0" w:color="000000"/>
+                <w:right w:val="none" w:sz="0" w:space="0" w:color="000000"/>
+              </w:pBdr>
+              <w:spacing w:after="100" w:before="100" w:line="240"/>
+              <w:ind w:left="100" w:right="100" w:firstLine="0" w:firstLineChars="0"/>
+              <w:rPr>
+                <w:rFonts w:ascii="Arial" w:hAnsi="Arial" w:eastAsia="Arial" w:cs="Arial"/>
+                <w:i w:val="false"/>
+                <w:b w:val="false"/>
+                <w:u w:val="none"/>
+                <w:sz w:val="22"/>
+                <w:szCs w:val="22"/>
+                <w:color w:val="000000"/>
+              </w:rPr>
+            </w:pPr>
+            <w:r>
+              <w:rPr>
+                <w:rFonts w:ascii="Arial" w:hAnsi="Arial" w:eastAsia="Arial" w:cs="Arial"/>
+                <w:i w:val="false"/>
+                <w:b w:val="false"/>
+                <w:u w:val="none"/>
+                <w:sz w:val="22"/>
+                <w:szCs w:val="22"/>
+                <w:color w:val="000000"/>
+              </w:rPr>
+              <w:t xml:space="preserve">0.0804</w:t>
             </w:r>
           </w:p>
         </w:tc>
@@ -844,7 +1376,2401 @@
         <w:trPr>
           <w:trHeight w:val="617" w:hRule="auto"/>
         </w:trPr>
-        body3
+        body 5
+        <w:tc>
+          <w:tcPr>
+            <w:tcBorders>
+              <w:bottom w:val="none" w:sz="0" w:space="0" w:color="000000"/>
+              <w:top w:val="none" w:sz="0" w:space="0" w:color="000000"/>
+              <w:left w:val="none" w:sz="0" w:space="0" w:color="000000"/>
+              <w:right w:val="none" w:sz="0" w:space="0" w:color="000000"/>
+            </w:tcBorders>
+            <w:shd w:val="clear" w:color="auto" w:fill="FFFFFF"/>
+            <w:tcMar>
+              <w:top w:w="0" w:type="dxa"/>
+              <w:bottom w:w="0" w:type="dxa"/>
+              <w:left w:w="0" w:type="dxa"/>
+              <w:right w:w="0" w:type="dxa"/>
+            </w:tcMar>
+            <w:vAlign w:val="center"/>
+          </w:tcPr>
+          <w:p>
+            <w:pPr>
+              <w:jc w:val="center"/>
+              <w:pBdr>
+                <w:bottom w:val="none" w:sz="0" w:space="0" w:color="000000"/>
+                <w:top w:val="none" w:sz="0" w:space="0" w:color="000000"/>
+                <w:left w:val="none" w:sz="0" w:space="0" w:color="000000"/>
+                <w:right w:val="none" w:sz="0" w:space="0" w:color="000000"/>
+              </w:pBdr>
+              <w:spacing w:after="100" w:before="100" w:line="240"/>
+              <w:ind w:left="100" w:right="100" w:firstLine="0" w:firstLineChars="0"/>
+              <w:rPr>
+                <w:rFonts w:ascii="Arial" w:hAnsi="Arial" w:eastAsia="Arial" w:cs="Arial"/>
+                <w:i w:val="false"/>
+                <w:b w:val="false"/>
+                <w:u w:val="none"/>
+                <w:sz w:val="22"/>
+                <w:szCs w:val="22"/>
+                <w:color w:val="000000"/>
+              </w:rPr>
+            </w:pPr>
+            <w:r>
+              <w:rPr>
+                <w:rFonts w:ascii="Arial" w:hAnsi="Arial" w:eastAsia="Arial" w:cs="Arial"/>
+                <w:i w:val="false"/>
+                <w:b w:val="false"/>
+                <w:u w:val="none"/>
+                <w:sz w:val="22"/>
+                <w:szCs w:val="22"/>
+                <w:color w:val="000000"/>
+              </w:rPr>
+              <w:t xml:space="preserve">Mean Distance (Log)</w:t>
+            </w:r>
+          </w:p>
+        </w:tc>
+        <w:tc>
+          <w:tcPr>
+            <w:tcBorders>
+              <w:bottom w:val="none" w:sz="0" w:space="0" w:color="000000"/>
+              <w:top w:val="none" w:sz="0" w:space="0" w:color="000000"/>
+              <w:left w:val="none" w:sz="0" w:space="0" w:color="000000"/>
+              <w:right w:val="none" w:sz="0" w:space="0" w:color="000000"/>
+            </w:tcBorders>
+            <w:shd w:val="clear" w:color="auto" w:fill="FFFFFF"/>
+            <w:tcMar>
+              <w:top w:w="0" w:type="dxa"/>
+              <w:bottom w:w="0" w:type="dxa"/>
+              <w:left w:w="0" w:type="dxa"/>
+              <w:right w:w="0" w:type="dxa"/>
+            </w:tcMar>
+            <w:vAlign w:val="center"/>
+          </w:tcPr>
+          <w:p>
+            <w:pPr>
+              <w:jc w:val="center"/>
+              <w:pBdr>
+                <w:bottom w:val="none" w:sz="0" w:space="0" w:color="000000"/>
+                <w:top w:val="none" w:sz="0" w:space="0" w:color="000000"/>
+                <w:left w:val="none" w:sz="0" w:space="0" w:color="000000"/>
+                <w:right w:val="none" w:sz="0" w:space="0" w:color="000000"/>
+              </w:pBdr>
+              <w:spacing w:after="100" w:before="100" w:line="240"/>
+              <w:ind w:left="100" w:right="100" w:firstLine="0" w:firstLineChars="0"/>
+              <w:rPr>
+                <w:rFonts w:ascii="Arial" w:hAnsi="Arial" w:eastAsia="Arial" w:cs="Arial"/>
+                <w:i w:val="false"/>
+                <w:b w:val="false"/>
+                <w:u w:val="none"/>
+                <w:sz w:val="22"/>
+                <w:szCs w:val="22"/>
+                <w:color w:val="000000"/>
+              </w:rPr>
+            </w:pPr>
+            <w:r>
+              <w:rPr>
+                <w:rFonts w:ascii="Arial" w:hAnsi="Arial" w:eastAsia="Arial" w:cs="Arial"/>
+                <w:i w:val="false"/>
+                <w:b w:val="false"/>
+                <w:u w:val="none"/>
+                <w:sz w:val="22"/>
+                <w:szCs w:val="22"/>
+                <w:color w:val="000000"/>
+              </w:rPr>
+              <w:t xml:space="preserve">-1.76</w:t>
+            </w:r>
+          </w:p>
+        </w:tc>
+        <w:tc>
+          <w:tcPr>
+            <w:tcBorders>
+              <w:bottom w:val="none" w:sz="0" w:space="0" w:color="000000"/>
+              <w:top w:val="none" w:sz="0" w:space="0" w:color="000000"/>
+              <w:left w:val="none" w:sz="0" w:space="0" w:color="000000"/>
+              <w:right w:val="none" w:sz="0" w:space="0" w:color="000000"/>
+            </w:tcBorders>
+            <w:shd w:val="clear" w:color="auto" w:fill="FFFFFF"/>
+            <w:tcMar>
+              <w:top w:w="0" w:type="dxa"/>
+              <w:bottom w:w="0" w:type="dxa"/>
+              <w:left w:w="0" w:type="dxa"/>
+              <w:right w:w="0" w:type="dxa"/>
+            </w:tcMar>
+            <w:vAlign w:val="center"/>
+          </w:tcPr>
+          <w:p>
+            <w:pPr>
+              <w:jc w:val="center"/>
+              <w:pBdr>
+                <w:bottom w:val="none" w:sz="0" w:space="0" w:color="000000"/>
+                <w:top w:val="none" w:sz="0" w:space="0" w:color="000000"/>
+                <w:left w:val="none" w:sz="0" w:space="0" w:color="000000"/>
+                <w:right w:val="none" w:sz="0" w:space="0" w:color="000000"/>
+              </w:pBdr>
+              <w:spacing w:after="100" w:before="100" w:line="240"/>
+              <w:ind w:left="100" w:right="100" w:firstLine="0" w:firstLineChars="0"/>
+              <w:rPr>
+                <w:rFonts w:ascii="Arial" w:hAnsi="Arial" w:eastAsia="Arial" w:cs="Arial"/>
+                <w:i w:val="false"/>
+                <w:b w:val="false"/>
+                <w:u w:val="none"/>
+                <w:sz w:val="22"/>
+                <w:szCs w:val="22"/>
+                <w:color w:val="000000"/>
+              </w:rPr>
+            </w:pPr>
+            <w:r>
+              <w:rPr>
+                <w:rFonts w:ascii="Arial" w:hAnsi="Arial" w:eastAsia="Arial" w:cs="Arial"/>
+                <w:i w:val="false"/>
+                <w:b w:val="false"/>
+                <w:u w:val="none"/>
+                <w:sz w:val="22"/>
+                <w:szCs w:val="22"/>
+                <w:color w:val="000000"/>
+              </w:rPr>
+              <w:t xml:space="preserve">0.0803</w:t>
+            </w:r>
+          </w:p>
+        </w:tc>
+        <w:tc>
+          <w:tcPr>
+            <w:tcBorders>
+              <w:bottom w:val="none" w:sz="0" w:space="0" w:color="000000"/>
+              <w:top w:val="none" w:sz="0" w:space="0" w:color="000000"/>
+              <w:left w:val="none" w:sz="0" w:space="0" w:color="000000"/>
+              <w:right w:val="none" w:sz="0" w:space="0" w:color="000000"/>
+            </w:tcBorders>
+            <w:shd w:val="clear" w:color="auto" w:fill="FFFFFF"/>
+            <w:tcMar>
+              <w:top w:w="0" w:type="dxa"/>
+              <w:bottom w:w="0" w:type="dxa"/>
+              <w:left w:w="0" w:type="dxa"/>
+              <w:right w:w="0" w:type="dxa"/>
+            </w:tcMar>
+            <w:vAlign w:val="center"/>
+          </w:tcPr>
+          <w:p>
+            <w:pPr>
+              <w:jc w:val="center"/>
+              <w:pBdr>
+                <w:bottom w:val="none" w:sz="0" w:space="0" w:color="000000"/>
+                <w:top w:val="none" w:sz="0" w:space="0" w:color="000000"/>
+                <w:left w:val="none" w:sz="0" w:space="0" w:color="000000"/>
+                <w:right w:val="none" w:sz="0" w:space="0" w:color="000000"/>
+              </w:pBdr>
+              <w:spacing w:after="100" w:before="100" w:line="240"/>
+              <w:ind w:left="100" w:right="100" w:firstLine="0" w:firstLineChars="0"/>
+              <w:rPr>
+                <w:rFonts w:ascii="Arial" w:hAnsi="Arial" w:eastAsia="Arial" w:cs="Arial"/>
+                <w:i w:val="false"/>
+                <w:b w:val="true"/>
+                <w:u w:val="none"/>
+                <w:sz w:val="22"/>
+                <w:szCs w:val="22"/>
+                <w:color w:val="000000"/>
+              </w:rPr>
+            </w:pPr>
+            <w:r>
+              <w:rPr>
+                <w:rFonts w:ascii="Arial" w:hAnsi="Arial" w:eastAsia="Arial" w:cs="Arial"/>
+                <w:i w:val="false"/>
+                <w:b w:val="true"/>
+                <w:u w:val="none"/>
+                <w:sz w:val="22"/>
+                <w:szCs w:val="22"/>
+                <w:color w:val="000000"/>
+              </w:rPr>
+              <w:t xml:space="preserve">-2.94</w:t>
+            </w:r>
+          </w:p>
+        </w:tc>
+        <w:tc>
+          <w:tcPr>
+            <w:tcBorders>
+              <w:bottom w:val="none" w:sz="0" w:space="0" w:color="000000"/>
+              <w:top w:val="none" w:sz="0" w:space="0" w:color="000000"/>
+              <w:left w:val="none" w:sz="0" w:space="0" w:color="000000"/>
+              <w:right w:val="none" w:sz="0" w:space="0" w:color="000000"/>
+            </w:tcBorders>
+            <w:shd w:val="clear" w:color="auto" w:fill="FFFFFF"/>
+            <w:tcMar>
+              <w:top w:w="0" w:type="dxa"/>
+              <w:bottom w:w="0" w:type="dxa"/>
+              <w:left w:w="0" w:type="dxa"/>
+              <w:right w:w="0" w:type="dxa"/>
+            </w:tcMar>
+            <w:vAlign w:val="center"/>
+          </w:tcPr>
+          <w:p>
+            <w:pPr>
+              <w:jc w:val="center"/>
+              <w:pBdr>
+                <w:bottom w:val="none" w:sz="0" w:space="0" w:color="000000"/>
+                <w:top w:val="none" w:sz="0" w:space="0" w:color="000000"/>
+                <w:left w:val="none" w:sz="0" w:space="0" w:color="000000"/>
+                <w:right w:val="none" w:sz="0" w:space="0" w:color="000000"/>
+              </w:pBdr>
+              <w:spacing w:after="100" w:before="100" w:line="240"/>
+              <w:ind w:left="100" w:right="100" w:firstLine="0" w:firstLineChars="0"/>
+              <w:rPr>
+                <w:rFonts w:ascii="Arial" w:hAnsi="Arial" w:eastAsia="Arial" w:cs="Arial"/>
+                <w:i w:val="false"/>
+                <w:b w:val="true"/>
+                <w:u w:val="none"/>
+                <w:sz w:val="22"/>
+                <w:szCs w:val="22"/>
+                <w:color w:val="000000"/>
+              </w:rPr>
+            </w:pPr>
+            <w:r>
+              <w:rPr>
+                <w:rFonts w:ascii="Arial" w:hAnsi="Arial" w:eastAsia="Arial" w:cs="Arial"/>
+                <w:i w:val="false"/>
+                <w:b w:val="true"/>
+                <w:u w:val="none"/>
+                <w:sz w:val="22"/>
+                <w:szCs w:val="22"/>
+                <w:color w:val="000000"/>
+              </w:rPr>
+              <w:t xml:space="preserve">0.0037</w:t>
+            </w:r>
+          </w:p>
+        </w:tc>
+      </w:tr>
+      <w:tr>
+        <w:trPr>
+          <w:trHeight w:val="615" w:hRule="auto"/>
+        </w:trPr>
+        body 6
+        <w:tc>
+          <w:tcPr>
+            <w:tcBorders>
+              <w:bottom w:val="none" w:sz="0" w:space="0" w:color="000000"/>
+              <w:top w:val="none" w:sz="0" w:space="0" w:color="000000"/>
+              <w:left w:val="none" w:sz="0" w:space="0" w:color="000000"/>
+              <w:right w:val="none" w:sz="0" w:space="0" w:color="000000"/>
+            </w:tcBorders>
+            <w:shd w:val="clear" w:color="auto" w:fill="FFFFFF"/>
+            <w:tcMar>
+              <w:top w:w="0" w:type="dxa"/>
+              <w:bottom w:w="0" w:type="dxa"/>
+              <w:left w:w="0" w:type="dxa"/>
+              <w:right w:w="0" w:type="dxa"/>
+            </w:tcMar>
+            <w:vAlign w:val="center"/>
+          </w:tcPr>
+          <w:p>
+            <w:pPr>
+              <w:jc w:val="center"/>
+              <w:pBdr>
+                <w:bottom w:val="none" w:sz="0" w:space="0" w:color="000000"/>
+                <w:top w:val="none" w:sz="0" w:space="0" w:color="000000"/>
+                <w:left w:val="none" w:sz="0" w:space="0" w:color="000000"/>
+                <w:right w:val="none" w:sz="0" w:space="0" w:color="000000"/>
+              </w:pBdr>
+              <w:spacing w:after="100" w:before="100" w:line="240"/>
+              <w:ind w:left="100" w:right="100" w:firstLine="0" w:firstLineChars="0"/>
+              <w:rPr>
+                <w:rFonts w:ascii="Arial" w:hAnsi="Arial" w:eastAsia="Arial" w:cs="Arial"/>
+                <w:i w:val="false"/>
+                <w:b w:val="false"/>
+                <w:u w:val="none"/>
+                <w:sz w:val="22"/>
+                <w:szCs w:val="22"/>
+                <w:color w:val="000000"/>
+              </w:rPr>
+            </w:pPr>
+            <w:r>
+              <w:rPr>
+                <w:rFonts w:ascii="Arial" w:hAnsi="Arial" w:eastAsia="Arial" w:cs="Arial"/>
+                <w:i w:val="false"/>
+                <w:b w:val="false"/>
+                <w:u w:val="none"/>
+                <w:sz w:val="22"/>
+                <w:szCs w:val="22"/>
+                <w:color w:val="000000"/>
+              </w:rPr>
+              <w:t xml:space="preserve">freqStateAv</w:t>
+            </w:r>
+          </w:p>
+        </w:tc>
+        <w:tc>
+          <w:tcPr>
+            <w:tcBorders>
+              <w:bottom w:val="none" w:sz="0" w:space="0" w:color="000000"/>
+              <w:top w:val="none" w:sz="0" w:space="0" w:color="000000"/>
+              <w:left w:val="none" w:sz="0" w:space="0" w:color="000000"/>
+              <w:right w:val="none" w:sz="0" w:space="0" w:color="000000"/>
+            </w:tcBorders>
+            <w:shd w:val="clear" w:color="auto" w:fill="FFFFFF"/>
+            <w:tcMar>
+              <w:top w:w="0" w:type="dxa"/>
+              <w:bottom w:w="0" w:type="dxa"/>
+              <w:left w:w="0" w:type="dxa"/>
+              <w:right w:w="0" w:type="dxa"/>
+            </w:tcMar>
+            <w:vAlign w:val="center"/>
+          </w:tcPr>
+          <w:p>
+            <w:pPr>
+              <w:jc w:val="center"/>
+              <w:pBdr>
+                <w:bottom w:val="none" w:sz="0" w:space="0" w:color="000000"/>
+                <w:top w:val="none" w:sz="0" w:space="0" w:color="000000"/>
+                <w:left w:val="none" w:sz="0" w:space="0" w:color="000000"/>
+                <w:right w:val="none" w:sz="0" w:space="0" w:color="000000"/>
+              </w:pBdr>
+              <w:spacing w:after="100" w:before="100" w:line="240"/>
+              <w:ind w:left="100" w:right="100" w:firstLine="0" w:firstLineChars="0"/>
+              <w:rPr>
+                <w:rFonts w:ascii="Arial" w:hAnsi="Arial" w:eastAsia="Arial" w:cs="Arial"/>
+                <w:i w:val="false"/>
+                <w:b w:val="false"/>
+                <w:u w:val="none"/>
+                <w:sz w:val="22"/>
+                <w:szCs w:val="22"/>
+                <w:color w:val="000000"/>
+              </w:rPr>
+            </w:pPr>
+            <w:r>
+              <w:rPr>
+                <w:rFonts w:ascii="Arial" w:hAnsi="Arial" w:eastAsia="Arial" w:cs="Arial"/>
+                <w:i w:val="false"/>
+                <w:b w:val="false"/>
+                <w:u w:val="none"/>
+                <w:sz w:val="22"/>
+                <w:szCs w:val="22"/>
+                <w:color w:val="000000"/>
+              </w:rPr>
+              <w:t xml:space="preserve">-0.78</w:t>
+            </w:r>
+          </w:p>
+        </w:tc>
+        <w:tc>
+          <w:tcPr>
+            <w:tcBorders>
+              <w:bottom w:val="none" w:sz="0" w:space="0" w:color="000000"/>
+              <w:top w:val="none" w:sz="0" w:space="0" w:color="000000"/>
+              <w:left w:val="none" w:sz="0" w:space="0" w:color="000000"/>
+              <w:right w:val="none" w:sz="0" w:space="0" w:color="000000"/>
+            </w:tcBorders>
+            <w:shd w:val="clear" w:color="auto" w:fill="FFFFFF"/>
+            <w:tcMar>
+              <w:top w:w="0" w:type="dxa"/>
+              <w:bottom w:w="0" w:type="dxa"/>
+              <w:left w:w="0" w:type="dxa"/>
+              <w:right w:w="0" w:type="dxa"/>
+            </w:tcMar>
+            <w:vAlign w:val="center"/>
+          </w:tcPr>
+          <w:p>
+            <w:pPr>
+              <w:jc w:val="center"/>
+              <w:pBdr>
+                <w:bottom w:val="none" w:sz="0" w:space="0" w:color="000000"/>
+                <w:top w:val="none" w:sz="0" w:space="0" w:color="000000"/>
+                <w:left w:val="none" w:sz="0" w:space="0" w:color="000000"/>
+                <w:right w:val="none" w:sz="0" w:space="0" w:color="000000"/>
+              </w:pBdr>
+              <w:spacing w:after="100" w:before="100" w:line="240"/>
+              <w:ind w:left="100" w:right="100" w:firstLine="0" w:firstLineChars="0"/>
+              <w:rPr>
+                <w:rFonts w:ascii="Arial" w:hAnsi="Arial" w:eastAsia="Arial" w:cs="Arial"/>
+                <w:i w:val="false"/>
+                <w:b w:val="false"/>
+                <w:u w:val="none"/>
+                <w:sz w:val="22"/>
+                <w:szCs w:val="22"/>
+                <w:color w:val="000000"/>
+              </w:rPr>
+            </w:pPr>
+            <w:r>
+              <w:rPr>
+                <w:rFonts w:ascii="Arial" w:hAnsi="Arial" w:eastAsia="Arial" w:cs="Arial"/>
+                <w:i w:val="false"/>
+                <w:b w:val="false"/>
+                <w:u w:val="none"/>
+                <w:sz w:val="22"/>
+                <w:szCs w:val="22"/>
+                <w:color w:val="000000"/>
+              </w:rPr>
+              <w:t xml:space="preserve">0.4346</w:t>
+            </w:r>
+          </w:p>
+        </w:tc>
+        <w:tc>
+          <w:tcPr>
+            <w:tcBorders>
+              <w:bottom w:val="none" w:sz="0" w:space="0" w:color="000000"/>
+              <w:top w:val="none" w:sz="0" w:space="0" w:color="000000"/>
+              <w:left w:val="none" w:sz="0" w:space="0" w:color="000000"/>
+              <w:right w:val="none" w:sz="0" w:space="0" w:color="000000"/>
+            </w:tcBorders>
+            <w:shd w:val="clear" w:color="auto" w:fill="FFFFFF"/>
+            <w:tcMar>
+              <w:top w:w="0" w:type="dxa"/>
+              <w:bottom w:w="0" w:type="dxa"/>
+              <w:left w:w="0" w:type="dxa"/>
+              <w:right w:w="0" w:type="dxa"/>
+            </w:tcMar>
+            <w:vAlign w:val="center"/>
+          </w:tcPr>
+          <w:p>
+            <w:pPr>
+              <w:jc w:val="center"/>
+              <w:pBdr>
+                <w:bottom w:val="none" w:sz="0" w:space="0" w:color="000000"/>
+                <w:top w:val="none" w:sz="0" w:space="0" w:color="000000"/>
+                <w:left w:val="none" w:sz="0" w:space="0" w:color="000000"/>
+                <w:right w:val="none" w:sz="0" w:space="0" w:color="000000"/>
+              </w:pBdr>
+              <w:spacing w:after="100" w:before="100" w:line="240"/>
+              <w:ind w:left="100" w:right="100" w:firstLine="0" w:firstLineChars="0"/>
+              <w:rPr>
+                <w:rFonts w:ascii="Arial" w:hAnsi="Arial" w:eastAsia="Arial" w:cs="Arial"/>
+                <w:i w:val="false"/>
+                <w:b w:val="false"/>
+                <w:u w:val="none"/>
+                <w:sz w:val="22"/>
+                <w:szCs w:val="22"/>
+                <w:color w:val="000000"/>
+              </w:rPr>
+            </w:pPr>
+            <w:r>
+              <w:rPr>
+                <w:rFonts w:ascii="Arial" w:hAnsi="Arial" w:eastAsia="Arial" w:cs="Arial"/>
+                <w:i w:val="false"/>
+                <w:b w:val="false"/>
+                <w:u w:val="none"/>
+                <w:sz w:val="22"/>
+                <w:szCs w:val="22"/>
+                <w:color w:val="000000"/>
+              </w:rPr>
+              <w:t xml:space="preserve">1.65</w:t>
+            </w:r>
+          </w:p>
+        </w:tc>
+        <w:tc>
+          <w:tcPr>
+            <w:tcBorders>
+              <w:bottom w:val="none" w:sz="0" w:space="0" w:color="000000"/>
+              <w:top w:val="none" w:sz="0" w:space="0" w:color="000000"/>
+              <w:left w:val="none" w:sz="0" w:space="0" w:color="000000"/>
+              <w:right w:val="none" w:sz="0" w:space="0" w:color="000000"/>
+            </w:tcBorders>
+            <w:shd w:val="clear" w:color="auto" w:fill="FFFFFF"/>
+            <w:tcMar>
+              <w:top w:w="0" w:type="dxa"/>
+              <w:bottom w:w="0" w:type="dxa"/>
+              <w:left w:w="0" w:type="dxa"/>
+              <w:right w:w="0" w:type="dxa"/>
+            </w:tcMar>
+            <w:vAlign w:val="center"/>
+          </w:tcPr>
+          <w:p>
+            <w:pPr>
+              <w:jc w:val="center"/>
+              <w:pBdr>
+                <w:bottom w:val="none" w:sz="0" w:space="0" w:color="000000"/>
+                <w:top w:val="none" w:sz="0" w:space="0" w:color="000000"/>
+                <w:left w:val="none" w:sz="0" w:space="0" w:color="000000"/>
+                <w:right w:val="none" w:sz="0" w:space="0" w:color="000000"/>
+              </w:pBdr>
+              <w:spacing w:after="100" w:before="100" w:line="240"/>
+              <w:ind w:left="100" w:right="100" w:firstLine="0" w:firstLineChars="0"/>
+              <w:rPr>
+                <w:rFonts w:ascii="Arial" w:hAnsi="Arial" w:eastAsia="Arial" w:cs="Arial"/>
+                <w:i w:val="false"/>
+                <w:b w:val="false"/>
+                <w:u w:val="none"/>
+                <w:sz w:val="22"/>
+                <w:szCs w:val="22"/>
+                <w:color w:val="000000"/>
+              </w:rPr>
+            </w:pPr>
+            <w:r>
+              <w:rPr>
+                <w:rFonts w:ascii="Arial" w:hAnsi="Arial" w:eastAsia="Arial" w:cs="Arial"/>
+                <w:i w:val="false"/>
+                <w:b w:val="false"/>
+                <w:u w:val="none"/>
+                <w:sz w:val="22"/>
+                <w:szCs w:val="22"/>
+                <w:color w:val="000000"/>
+              </w:rPr>
+              <w:t xml:space="preserve">0.1003</w:t>
+            </w:r>
+          </w:p>
+        </w:tc>
+      </w:tr>
+      <w:tr>
+        <w:trPr>
+          <w:trHeight w:val="572" w:hRule="auto"/>
+        </w:trPr>
+        body 7
+        <w:tc>
+          <w:tcPr>
+            <w:tcBorders>
+              <w:bottom w:val="none" w:sz="0" w:space="0" w:color="000000"/>
+              <w:top w:val="none" w:sz="0" w:space="0" w:color="000000"/>
+              <w:left w:val="none" w:sz="0" w:space="0" w:color="000000"/>
+              <w:right w:val="none" w:sz="0" w:space="0" w:color="000000"/>
+            </w:tcBorders>
+            <w:shd w:val="clear" w:color="auto" w:fill="FFFFFF"/>
+            <w:tcMar>
+              <w:top w:w="0" w:type="dxa"/>
+              <w:bottom w:w="0" w:type="dxa"/>
+              <w:left w:w="0" w:type="dxa"/>
+              <w:right w:w="0" w:type="dxa"/>
+            </w:tcMar>
+            <w:vAlign w:val="center"/>
+          </w:tcPr>
+          <w:p>
+            <w:pPr>
+              <w:jc w:val="center"/>
+              <w:pBdr>
+                <w:bottom w:val="none" w:sz="0" w:space="0" w:color="000000"/>
+                <w:top w:val="none" w:sz="0" w:space="0" w:color="000000"/>
+                <w:left w:val="none" w:sz="0" w:space="0" w:color="000000"/>
+                <w:right w:val="none" w:sz="0" w:space="0" w:color="000000"/>
+              </w:pBdr>
+              <w:spacing w:after="100" w:before="100" w:line="240"/>
+              <w:ind w:left="100" w:right="100" w:firstLine="0" w:firstLineChars="0"/>
+              <w:rPr>
+                <w:rFonts w:ascii="Arial" w:hAnsi="Arial" w:eastAsia="Arial" w:cs="Arial"/>
+                <w:i w:val="false"/>
+                <w:b w:val="false"/>
+                <w:u w:val="none"/>
+                <w:sz w:val="22"/>
+                <w:szCs w:val="22"/>
+                <w:color w:val="000000"/>
+              </w:rPr>
+            </w:pPr>
+            <w:r>
+              <w:rPr>
+                <w:rFonts w:ascii="Arial" w:hAnsi="Arial" w:eastAsia="Arial" w:cs="Arial"/>
+                <w:i w:val="false"/>
+                <w:b w:val="false"/>
+                <w:u w:val="none"/>
+                <w:sz w:val="22"/>
+                <w:szCs w:val="22"/>
+                <w:color w:val="000000"/>
+              </w:rPr>
+              <w:t xml:space="preserve">meanDurAv</w:t>
+            </w:r>
+          </w:p>
+        </w:tc>
+        <w:tc>
+          <w:tcPr>
+            <w:tcBorders>
+              <w:bottom w:val="none" w:sz="0" w:space="0" w:color="000000"/>
+              <w:top w:val="none" w:sz="0" w:space="0" w:color="000000"/>
+              <w:left w:val="none" w:sz="0" w:space="0" w:color="000000"/>
+              <w:right w:val="none" w:sz="0" w:space="0" w:color="000000"/>
+            </w:tcBorders>
+            <w:shd w:val="clear" w:color="auto" w:fill="FFFFFF"/>
+            <w:tcMar>
+              <w:top w:w="0" w:type="dxa"/>
+              <w:bottom w:w="0" w:type="dxa"/>
+              <w:left w:w="0" w:type="dxa"/>
+              <w:right w:w="0" w:type="dxa"/>
+            </w:tcMar>
+            <w:vAlign w:val="center"/>
+          </w:tcPr>
+          <w:p>
+            <w:pPr>
+              <w:jc w:val="center"/>
+              <w:pBdr>
+                <w:bottom w:val="none" w:sz="0" w:space="0" w:color="000000"/>
+                <w:top w:val="none" w:sz="0" w:space="0" w:color="000000"/>
+                <w:left w:val="none" w:sz="0" w:space="0" w:color="000000"/>
+                <w:right w:val="none" w:sz="0" w:space="0" w:color="000000"/>
+              </w:pBdr>
+              <w:spacing w:after="100" w:before="100" w:line="240"/>
+              <w:ind w:left="100" w:right="100" w:firstLine="0" w:firstLineChars="0"/>
+              <w:rPr>
+                <w:rFonts w:ascii="Arial" w:hAnsi="Arial" w:eastAsia="Arial" w:cs="Arial"/>
+                <w:i w:val="false"/>
+                <w:b w:val="true"/>
+                <w:u w:val="none"/>
+                <w:sz w:val="22"/>
+                <w:szCs w:val="22"/>
+                <w:color w:val="000000"/>
+              </w:rPr>
+            </w:pPr>
+            <w:r>
+              <w:rPr>
+                <w:rFonts w:ascii="Arial" w:hAnsi="Arial" w:eastAsia="Arial" w:cs="Arial"/>
+                <w:i w:val="false"/>
+                <w:b w:val="true"/>
+                <w:u w:val="none"/>
+                <w:sz w:val="22"/>
+                <w:szCs w:val="22"/>
+                <w:color w:val="000000"/>
+              </w:rPr>
+              <w:t xml:space="preserve">2.09</w:t>
+            </w:r>
+          </w:p>
+        </w:tc>
+        <w:tc>
+          <w:tcPr>
+            <w:tcBorders>
+              <w:bottom w:val="none" w:sz="0" w:space="0" w:color="000000"/>
+              <w:top w:val="none" w:sz="0" w:space="0" w:color="000000"/>
+              <w:left w:val="none" w:sz="0" w:space="0" w:color="000000"/>
+              <w:right w:val="none" w:sz="0" w:space="0" w:color="000000"/>
+            </w:tcBorders>
+            <w:shd w:val="clear" w:color="auto" w:fill="FFFFFF"/>
+            <w:tcMar>
+              <w:top w:w="0" w:type="dxa"/>
+              <w:bottom w:w="0" w:type="dxa"/>
+              <w:left w:w="0" w:type="dxa"/>
+              <w:right w:w="0" w:type="dxa"/>
+            </w:tcMar>
+            <w:vAlign w:val="center"/>
+          </w:tcPr>
+          <w:p>
+            <w:pPr>
+              <w:jc w:val="center"/>
+              <w:pBdr>
+                <w:bottom w:val="none" w:sz="0" w:space="0" w:color="000000"/>
+                <w:top w:val="none" w:sz="0" w:space="0" w:color="000000"/>
+                <w:left w:val="none" w:sz="0" w:space="0" w:color="000000"/>
+                <w:right w:val="none" w:sz="0" w:space="0" w:color="000000"/>
+              </w:pBdr>
+              <w:spacing w:after="100" w:before="100" w:line="240"/>
+              <w:ind w:left="100" w:right="100" w:firstLine="0" w:firstLineChars="0"/>
+              <w:rPr>
+                <w:rFonts w:ascii="Arial" w:hAnsi="Arial" w:eastAsia="Arial" w:cs="Arial"/>
+                <w:i w:val="false"/>
+                <w:b w:val="true"/>
+                <w:u w:val="none"/>
+                <w:sz w:val="22"/>
+                <w:szCs w:val="22"/>
+                <w:color w:val="000000"/>
+              </w:rPr>
+            </w:pPr>
+            <w:r>
+              <w:rPr>
+                <w:rFonts w:ascii="Arial" w:hAnsi="Arial" w:eastAsia="Arial" w:cs="Arial"/>
+                <w:i w:val="false"/>
+                <w:b w:val="true"/>
+                <w:u w:val="none"/>
+                <w:sz w:val="22"/>
+                <w:szCs w:val="22"/>
+                <w:color w:val="000000"/>
+              </w:rPr>
+              <w:t xml:space="preserve">0.0377</w:t>
+            </w:r>
+          </w:p>
+        </w:tc>
+        <w:tc>
+          <w:tcPr>
+            <w:tcBorders>
+              <w:bottom w:val="none" w:sz="0" w:space="0" w:color="000000"/>
+              <w:top w:val="none" w:sz="0" w:space="0" w:color="000000"/>
+              <w:left w:val="none" w:sz="0" w:space="0" w:color="000000"/>
+              <w:right w:val="none" w:sz="0" w:space="0" w:color="000000"/>
+            </w:tcBorders>
+            <w:shd w:val="clear" w:color="auto" w:fill="FFFFFF"/>
+            <w:tcMar>
+              <w:top w:w="0" w:type="dxa"/>
+              <w:bottom w:w="0" w:type="dxa"/>
+              <w:left w:w="0" w:type="dxa"/>
+              <w:right w:w="0" w:type="dxa"/>
+            </w:tcMar>
+            <w:vAlign w:val="center"/>
+          </w:tcPr>
+          <w:p>
+            <w:pPr>
+              <w:jc w:val="center"/>
+              <w:pBdr>
+                <w:bottom w:val="none" w:sz="0" w:space="0" w:color="000000"/>
+                <w:top w:val="none" w:sz="0" w:space="0" w:color="000000"/>
+                <w:left w:val="none" w:sz="0" w:space="0" w:color="000000"/>
+                <w:right w:val="none" w:sz="0" w:space="0" w:color="000000"/>
+              </w:pBdr>
+              <w:spacing w:after="100" w:before="100" w:line="240"/>
+              <w:ind w:left="100" w:right="100" w:firstLine="0" w:firstLineChars="0"/>
+              <w:rPr>
+                <w:rFonts w:ascii="Arial" w:hAnsi="Arial" w:eastAsia="Arial" w:cs="Arial"/>
+                <w:i w:val="false"/>
+                <w:b w:val="false"/>
+                <w:u w:val="none"/>
+                <w:sz w:val="22"/>
+                <w:szCs w:val="22"/>
+                <w:color w:val="000000"/>
+              </w:rPr>
+            </w:pPr>
+            <w:r>
+              <w:rPr>
+                <w:rFonts w:ascii="Arial" w:hAnsi="Arial" w:eastAsia="Arial" w:cs="Arial"/>
+                <w:i w:val="false"/>
+                <w:b w:val="false"/>
+                <w:u w:val="none"/>
+                <w:sz w:val="22"/>
+                <w:szCs w:val="22"/>
+                <w:color w:val="000000"/>
+              </w:rPr>
+              <w:t xml:space="preserve">0.34</w:t>
+            </w:r>
+          </w:p>
+        </w:tc>
+        <w:tc>
+          <w:tcPr>
+            <w:tcBorders>
+              <w:bottom w:val="none" w:sz="0" w:space="0" w:color="000000"/>
+              <w:top w:val="none" w:sz="0" w:space="0" w:color="000000"/>
+              <w:left w:val="none" w:sz="0" w:space="0" w:color="000000"/>
+              <w:right w:val="none" w:sz="0" w:space="0" w:color="000000"/>
+            </w:tcBorders>
+            <w:shd w:val="clear" w:color="auto" w:fill="FFFFFF"/>
+            <w:tcMar>
+              <w:top w:w="0" w:type="dxa"/>
+              <w:bottom w:w="0" w:type="dxa"/>
+              <w:left w:w="0" w:type="dxa"/>
+              <w:right w:w="0" w:type="dxa"/>
+            </w:tcMar>
+            <w:vAlign w:val="center"/>
+          </w:tcPr>
+          <w:p>
+            <w:pPr>
+              <w:jc w:val="center"/>
+              <w:pBdr>
+                <w:bottom w:val="none" w:sz="0" w:space="0" w:color="000000"/>
+                <w:top w:val="none" w:sz="0" w:space="0" w:color="000000"/>
+                <w:left w:val="none" w:sz="0" w:space="0" w:color="000000"/>
+                <w:right w:val="none" w:sz="0" w:space="0" w:color="000000"/>
+              </w:pBdr>
+              <w:spacing w:after="100" w:before="100" w:line="240"/>
+              <w:ind w:left="100" w:right="100" w:firstLine="0" w:firstLineChars="0"/>
+              <w:rPr>
+                <w:rFonts w:ascii="Arial" w:hAnsi="Arial" w:eastAsia="Arial" w:cs="Arial"/>
+                <w:i w:val="false"/>
+                <w:b w:val="false"/>
+                <w:u w:val="none"/>
+                <w:sz w:val="22"/>
+                <w:szCs w:val="22"/>
+                <w:color w:val="000000"/>
+              </w:rPr>
+            </w:pPr>
+            <w:r>
+              <w:rPr>
+                <w:rFonts w:ascii="Arial" w:hAnsi="Arial" w:eastAsia="Arial" w:cs="Arial"/>
+                <w:i w:val="false"/>
+                <w:b w:val="false"/>
+                <w:u w:val="none"/>
+                <w:sz w:val="22"/>
+                <w:szCs w:val="22"/>
+                <w:color w:val="000000"/>
+              </w:rPr>
+              <w:t xml:space="preserve">0.7353</w:t>
+            </w:r>
+          </w:p>
+        </w:tc>
+      </w:tr>
+      <w:tr>
+        <w:trPr>
+          <w:trHeight w:val="572" w:hRule="auto"/>
+        </w:trPr>
+        body 8
+        <w:tc>
+          <w:tcPr>
+            <w:tcBorders>
+              <w:bottom w:val="none" w:sz="0" w:space="0" w:color="000000"/>
+              <w:top w:val="none" w:sz="0" w:space="0" w:color="000000"/>
+              <w:left w:val="none" w:sz="0" w:space="0" w:color="000000"/>
+              <w:right w:val="none" w:sz="0" w:space="0" w:color="000000"/>
+            </w:tcBorders>
+            <w:shd w:val="clear" w:color="auto" w:fill="FFFFFF"/>
+            <w:tcMar>
+              <w:top w:w="0" w:type="dxa"/>
+              <w:bottom w:w="0" w:type="dxa"/>
+              <w:left w:w="0" w:type="dxa"/>
+              <w:right w:w="0" w:type="dxa"/>
+            </w:tcMar>
+            <w:vAlign w:val="center"/>
+          </w:tcPr>
+          <w:p>
+            <w:pPr>
+              <w:jc w:val="center"/>
+              <w:pBdr>
+                <w:bottom w:val="none" w:sz="0" w:space="0" w:color="000000"/>
+                <w:top w:val="none" w:sz="0" w:space="0" w:color="000000"/>
+                <w:left w:val="none" w:sz="0" w:space="0" w:color="000000"/>
+                <w:right w:val="none" w:sz="0" w:space="0" w:color="000000"/>
+              </w:pBdr>
+              <w:spacing w:after="100" w:before="100" w:line="240"/>
+              <w:ind w:left="100" w:right="100" w:firstLine="0" w:firstLineChars="0"/>
+              <w:rPr>
+                <w:rFonts w:ascii="Arial" w:hAnsi="Arial" w:eastAsia="Arial" w:cs="Arial"/>
+                <w:i w:val="false"/>
+                <w:b w:val="false"/>
+                <w:u w:val="none"/>
+                <w:sz w:val="22"/>
+                <w:szCs w:val="22"/>
+                <w:color w:val="000000"/>
+              </w:rPr>
+            </w:pPr>
+            <w:r>
+              <w:rPr>
+                <w:rFonts w:ascii="Arial" w:hAnsi="Arial" w:eastAsia="Arial" w:cs="Arial"/>
+                <w:i w:val="false"/>
+                <w:b w:val="false"/>
+                <w:u w:val="none"/>
+                <w:sz w:val="22"/>
+                <w:szCs w:val="22"/>
+                <w:color w:val="000000"/>
+              </w:rPr>
+              <w:t xml:space="preserve">skewDur</w:t>
+            </w:r>
+          </w:p>
+        </w:tc>
+        <w:tc>
+          <w:tcPr>
+            <w:tcBorders>
+              <w:bottom w:val="none" w:sz="0" w:space="0" w:color="000000"/>
+              <w:top w:val="none" w:sz="0" w:space="0" w:color="000000"/>
+              <w:left w:val="none" w:sz="0" w:space="0" w:color="000000"/>
+              <w:right w:val="none" w:sz="0" w:space="0" w:color="000000"/>
+            </w:tcBorders>
+            <w:shd w:val="clear" w:color="auto" w:fill="FFFFFF"/>
+            <w:tcMar>
+              <w:top w:w="0" w:type="dxa"/>
+              <w:bottom w:w="0" w:type="dxa"/>
+              <w:left w:w="0" w:type="dxa"/>
+              <w:right w:w="0" w:type="dxa"/>
+            </w:tcMar>
+            <w:vAlign w:val="center"/>
+          </w:tcPr>
+          <w:p>
+            <w:pPr>
+              <w:jc w:val="center"/>
+              <w:pBdr>
+                <w:bottom w:val="none" w:sz="0" w:space="0" w:color="000000"/>
+                <w:top w:val="none" w:sz="0" w:space="0" w:color="000000"/>
+                <w:left w:val="none" w:sz="0" w:space="0" w:color="000000"/>
+                <w:right w:val="none" w:sz="0" w:space="0" w:color="000000"/>
+              </w:pBdr>
+              <w:spacing w:after="100" w:before="100" w:line="240"/>
+              <w:ind w:left="100" w:right="100" w:firstLine="0" w:firstLineChars="0"/>
+              <w:rPr>
+                <w:rFonts w:ascii="Arial" w:hAnsi="Arial" w:eastAsia="Arial" w:cs="Arial"/>
+                <w:i w:val="false"/>
+                <w:b w:val="false"/>
+                <w:u w:val="none"/>
+                <w:sz w:val="22"/>
+                <w:szCs w:val="22"/>
+                <w:color w:val="000000"/>
+              </w:rPr>
+            </w:pPr>
+            <w:r>
+              <w:rPr>
+                <w:rFonts w:ascii="Arial" w:hAnsi="Arial" w:eastAsia="Arial" w:cs="Arial"/>
+                <w:i w:val="false"/>
+                <w:b w:val="false"/>
+                <w:u w:val="none"/>
+                <w:sz w:val="22"/>
+                <w:szCs w:val="22"/>
+                <w:color w:val="000000"/>
+              </w:rPr>
+              <w:t xml:space="preserve">0.62</w:t>
+            </w:r>
+          </w:p>
+        </w:tc>
+        <w:tc>
+          <w:tcPr>
+            <w:tcBorders>
+              <w:bottom w:val="none" w:sz="0" w:space="0" w:color="000000"/>
+              <w:top w:val="none" w:sz="0" w:space="0" w:color="000000"/>
+              <w:left w:val="none" w:sz="0" w:space="0" w:color="000000"/>
+              <w:right w:val="none" w:sz="0" w:space="0" w:color="000000"/>
+            </w:tcBorders>
+            <w:shd w:val="clear" w:color="auto" w:fill="FFFFFF"/>
+            <w:tcMar>
+              <w:top w:w="0" w:type="dxa"/>
+              <w:bottom w:w="0" w:type="dxa"/>
+              <w:left w:w="0" w:type="dxa"/>
+              <w:right w:w="0" w:type="dxa"/>
+            </w:tcMar>
+            <w:vAlign w:val="center"/>
+          </w:tcPr>
+          <w:p>
+            <w:pPr>
+              <w:jc w:val="center"/>
+              <w:pBdr>
+                <w:bottom w:val="none" w:sz="0" w:space="0" w:color="000000"/>
+                <w:top w:val="none" w:sz="0" w:space="0" w:color="000000"/>
+                <w:left w:val="none" w:sz="0" w:space="0" w:color="000000"/>
+                <w:right w:val="none" w:sz="0" w:space="0" w:color="000000"/>
+              </w:pBdr>
+              <w:spacing w:after="100" w:before="100" w:line="240"/>
+              <w:ind w:left="100" w:right="100" w:firstLine="0" w:firstLineChars="0"/>
+              <w:rPr>
+                <w:rFonts w:ascii="Arial" w:hAnsi="Arial" w:eastAsia="Arial" w:cs="Arial"/>
+                <w:i w:val="false"/>
+                <w:b w:val="false"/>
+                <w:u w:val="none"/>
+                <w:sz w:val="22"/>
+                <w:szCs w:val="22"/>
+                <w:color w:val="000000"/>
+              </w:rPr>
+            </w:pPr>
+            <w:r>
+              <w:rPr>
+                <w:rFonts w:ascii="Arial" w:hAnsi="Arial" w:eastAsia="Arial" w:cs="Arial"/>
+                <w:i w:val="false"/>
+                <w:b w:val="false"/>
+                <w:u w:val="none"/>
+                <w:sz w:val="22"/>
+                <w:szCs w:val="22"/>
+                <w:color w:val="000000"/>
+              </w:rPr>
+              <w:t xml:space="preserve">0.5352</w:t>
+            </w:r>
+          </w:p>
+        </w:tc>
+        <w:tc>
+          <w:tcPr>
+            <w:tcBorders>
+              <w:bottom w:val="none" w:sz="0" w:space="0" w:color="000000"/>
+              <w:top w:val="none" w:sz="0" w:space="0" w:color="000000"/>
+              <w:left w:val="none" w:sz="0" w:space="0" w:color="000000"/>
+              <w:right w:val="none" w:sz="0" w:space="0" w:color="000000"/>
+            </w:tcBorders>
+            <w:shd w:val="clear" w:color="auto" w:fill="FFFFFF"/>
+            <w:tcMar>
+              <w:top w:w="0" w:type="dxa"/>
+              <w:bottom w:w="0" w:type="dxa"/>
+              <w:left w:w="0" w:type="dxa"/>
+              <w:right w:w="0" w:type="dxa"/>
+            </w:tcMar>
+            <w:vAlign w:val="center"/>
+          </w:tcPr>
+          <w:p>
+            <w:pPr>
+              <w:jc w:val="center"/>
+              <w:pBdr>
+                <w:bottom w:val="none" w:sz="0" w:space="0" w:color="000000"/>
+                <w:top w:val="none" w:sz="0" w:space="0" w:color="000000"/>
+                <w:left w:val="none" w:sz="0" w:space="0" w:color="000000"/>
+                <w:right w:val="none" w:sz="0" w:space="0" w:color="000000"/>
+              </w:pBdr>
+              <w:spacing w:after="100" w:before="100" w:line="240"/>
+              <w:ind w:left="100" w:right="100" w:firstLine="0" w:firstLineChars="0"/>
+              <w:rPr>
+                <w:rFonts w:ascii="Arial" w:hAnsi="Arial" w:eastAsia="Arial" w:cs="Arial"/>
+                <w:i w:val="false"/>
+                <w:b w:val="true"/>
+                <w:u w:val="none"/>
+                <w:sz w:val="22"/>
+                <w:szCs w:val="22"/>
+                <w:color w:val="000000"/>
+              </w:rPr>
+            </w:pPr>
+            <w:r>
+              <w:rPr>
+                <w:rFonts w:ascii="Arial" w:hAnsi="Arial" w:eastAsia="Arial" w:cs="Arial"/>
+                <w:i w:val="false"/>
+                <w:b w:val="true"/>
+                <w:u w:val="none"/>
+                <w:sz w:val="22"/>
+                <w:szCs w:val="22"/>
+                <w:color w:val="000000"/>
+              </w:rPr>
+              <w:t xml:space="preserve">-2.15</w:t>
+            </w:r>
+          </w:p>
+        </w:tc>
+        <w:tc>
+          <w:tcPr>
+            <w:tcBorders>
+              <w:bottom w:val="none" w:sz="0" w:space="0" w:color="000000"/>
+              <w:top w:val="none" w:sz="0" w:space="0" w:color="000000"/>
+              <w:left w:val="none" w:sz="0" w:space="0" w:color="000000"/>
+              <w:right w:val="none" w:sz="0" w:space="0" w:color="000000"/>
+            </w:tcBorders>
+            <w:shd w:val="clear" w:color="auto" w:fill="FFFFFF"/>
+            <w:tcMar>
+              <w:top w:w="0" w:type="dxa"/>
+              <w:bottom w:w="0" w:type="dxa"/>
+              <w:left w:w="0" w:type="dxa"/>
+              <w:right w:w="0" w:type="dxa"/>
+            </w:tcMar>
+            <w:vAlign w:val="center"/>
+          </w:tcPr>
+          <w:p>
+            <w:pPr>
+              <w:jc w:val="center"/>
+              <w:pBdr>
+                <w:bottom w:val="none" w:sz="0" w:space="0" w:color="000000"/>
+                <w:top w:val="none" w:sz="0" w:space="0" w:color="000000"/>
+                <w:left w:val="none" w:sz="0" w:space="0" w:color="000000"/>
+                <w:right w:val="none" w:sz="0" w:space="0" w:color="000000"/>
+              </w:pBdr>
+              <w:spacing w:after="100" w:before="100" w:line="240"/>
+              <w:ind w:left="100" w:right="100" w:firstLine="0" w:firstLineChars="0"/>
+              <w:rPr>
+                <w:rFonts w:ascii="Arial" w:hAnsi="Arial" w:eastAsia="Arial" w:cs="Arial"/>
+                <w:i w:val="false"/>
+                <w:b w:val="true"/>
+                <w:u w:val="none"/>
+                <w:sz w:val="22"/>
+                <w:szCs w:val="22"/>
+                <w:color w:val="000000"/>
+              </w:rPr>
+            </w:pPr>
+            <w:r>
+              <w:rPr>
+                <w:rFonts w:ascii="Arial" w:hAnsi="Arial" w:eastAsia="Arial" w:cs="Arial"/>
+                <w:i w:val="false"/>
+                <w:b w:val="true"/>
+                <w:u w:val="none"/>
+                <w:sz w:val="22"/>
+                <w:szCs w:val="22"/>
+                <w:color w:val="000000"/>
+              </w:rPr>
+              <w:t xml:space="preserve">0.0329</w:t>
+            </w:r>
+          </w:p>
+        </w:tc>
+      </w:tr>
+      <w:tr>
+        <w:trPr>
+          <w:trHeight w:val="614" w:hRule="auto"/>
+        </w:trPr>
+        body 9
+        <w:tc>
+          <w:tcPr>
+            <w:tcBorders>
+              <w:bottom w:val="none" w:sz="0" w:space="0" w:color="000000"/>
+              <w:top w:val="none" w:sz="0" w:space="0" w:color="000000"/>
+              <w:left w:val="none" w:sz="0" w:space="0" w:color="000000"/>
+              <w:right w:val="none" w:sz="0" w:space="0" w:color="000000"/>
+            </w:tcBorders>
+            <w:shd w:val="clear" w:color="auto" w:fill="FFFFFF"/>
+            <w:tcMar>
+              <w:top w:w="0" w:type="dxa"/>
+              <w:bottom w:w="0" w:type="dxa"/>
+              <w:left w:w="0" w:type="dxa"/>
+              <w:right w:w="0" w:type="dxa"/>
+            </w:tcMar>
+            <w:vAlign w:val="center"/>
+          </w:tcPr>
+          <w:p>
+            <w:pPr>
+              <w:jc w:val="center"/>
+              <w:pBdr>
+                <w:bottom w:val="none" w:sz="0" w:space="0" w:color="000000"/>
+                <w:top w:val="none" w:sz="0" w:space="0" w:color="000000"/>
+                <w:left w:val="none" w:sz="0" w:space="0" w:color="000000"/>
+                <w:right w:val="none" w:sz="0" w:space="0" w:color="000000"/>
+              </w:pBdr>
+              <w:spacing w:after="100" w:before="100" w:line="240"/>
+              <w:ind w:left="100" w:right="100" w:firstLine="0" w:firstLineChars="0"/>
+              <w:rPr>
+                <w:rFonts w:ascii="Arial" w:hAnsi="Arial" w:eastAsia="Arial" w:cs="Arial"/>
+                <w:i w:val="false"/>
+                <w:b w:val="false"/>
+                <w:u w:val="none"/>
+                <w:sz w:val="22"/>
+                <w:szCs w:val="22"/>
+                <w:color w:val="000000"/>
+              </w:rPr>
+            </w:pPr>
+            <w:r>
+              <w:rPr>
+                <w:rFonts w:ascii="Arial" w:hAnsi="Arial" w:eastAsia="Arial" w:cs="Arial"/>
+                <w:i w:val="false"/>
+                <w:b w:val="false"/>
+                <w:u w:val="none"/>
+                <w:sz w:val="22"/>
+                <w:szCs w:val="22"/>
+                <w:color w:val="000000"/>
+              </w:rPr>
+              <w:t xml:space="preserve">TotalEdges</w:t>
+            </w:r>
+          </w:p>
+        </w:tc>
+        <w:tc>
+          <w:tcPr>
+            <w:tcBorders>
+              <w:bottom w:val="none" w:sz="0" w:space="0" w:color="000000"/>
+              <w:top w:val="none" w:sz="0" w:space="0" w:color="000000"/>
+              <w:left w:val="none" w:sz="0" w:space="0" w:color="000000"/>
+              <w:right w:val="none" w:sz="0" w:space="0" w:color="000000"/>
+            </w:tcBorders>
+            <w:shd w:val="clear" w:color="auto" w:fill="FFFFFF"/>
+            <w:tcMar>
+              <w:top w:w="0" w:type="dxa"/>
+              <w:bottom w:w="0" w:type="dxa"/>
+              <w:left w:w="0" w:type="dxa"/>
+              <w:right w:w="0" w:type="dxa"/>
+            </w:tcMar>
+            <w:vAlign w:val="center"/>
+          </w:tcPr>
+          <w:p>
+            <w:pPr>
+              <w:jc w:val="center"/>
+              <w:pBdr>
+                <w:bottom w:val="none" w:sz="0" w:space="0" w:color="000000"/>
+                <w:top w:val="none" w:sz="0" w:space="0" w:color="000000"/>
+                <w:left w:val="none" w:sz="0" w:space="0" w:color="000000"/>
+                <w:right w:val="none" w:sz="0" w:space="0" w:color="000000"/>
+              </w:pBdr>
+              <w:spacing w:after="100" w:before="100" w:line="240"/>
+              <w:ind w:left="100" w:right="100" w:firstLine="0" w:firstLineChars="0"/>
+              <w:rPr>
+                <w:rFonts w:ascii="Arial" w:hAnsi="Arial" w:eastAsia="Arial" w:cs="Arial"/>
+                <w:i w:val="false"/>
+                <w:b w:val="true"/>
+                <w:u w:val="none"/>
+                <w:sz w:val="22"/>
+                <w:szCs w:val="22"/>
+                <w:color w:val="000000"/>
+              </w:rPr>
+            </w:pPr>
+            <w:r>
+              <w:rPr>
+                <w:rFonts w:ascii="Arial" w:hAnsi="Arial" w:eastAsia="Arial" w:cs="Arial"/>
+                <w:i w:val="false"/>
+                <w:b w:val="true"/>
+                <w:u w:val="none"/>
+                <w:sz w:val="22"/>
+                <w:szCs w:val="22"/>
+                <w:color w:val="000000"/>
+              </w:rPr>
+              <w:t xml:space="preserve">-3.32</w:t>
+            </w:r>
+          </w:p>
+        </w:tc>
+        <w:tc>
+          <w:tcPr>
+            <w:tcBorders>
+              <w:bottom w:val="none" w:sz="0" w:space="0" w:color="000000"/>
+              <w:top w:val="none" w:sz="0" w:space="0" w:color="000000"/>
+              <w:left w:val="none" w:sz="0" w:space="0" w:color="000000"/>
+              <w:right w:val="none" w:sz="0" w:space="0" w:color="000000"/>
+            </w:tcBorders>
+            <w:shd w:val="clear" w:color="auto" w:fill="FFFFFF"/>
+            <w:tcMar>
+              <w:top w:w="0" w:type="dxa"/>
+              <w:bottom w:w="0" w:type="dxa"/>
+              <w:left w:w="0" w:type="dxa"/>
+              <w:right w:w="0" w:type="dxa"/>
+            </w:tcMar>
+            <w:vAlign w:val="center"/>
+          </w:tcPr>
+          <w:p>
+            <w:pPr>
+              <w:jc w:val="center"/>
+              <w:pBdr>
+                <w:bottom w:val="none" w:sz="0" w:space="0" w:color="000000"/>
+                <w:top w:val="none" w:sz="0" w:space="0" w:color="000000"/>
+                <w:left w:val="none" w:sz="0" w:space="0" w:color="000000"/>
+                <w:right w:val="none" w:sz="0" w:space="0" w:color="000000"/>
+              </w:pBdr>
+              <w:spacing w:after="100" w:before="100" w:line="240"/>
+              <w:ind w:left="100" w:right="100" w:firstLine="0" w:firstLineChars="0"/>
+              <w:rPr>
+                <w:rFonts w:ascii="Arial" w:hAnsi="Arial" w:eastAsia="Arial" w:cs="Arial"/>
+                <w:i w:val="false"/>
+                <w:b w:val="true"/>
+                <w:u w:val="none"/>
+                <w:sz w:val="22"/>
+                <w:szCs w:val="22"/>
+                <w:color w:val="000000"/>
+              </w:rPr>
+            </w:pPr>
+            <w:r>
+              <w:rPr>
+                <w:rFonts w:ascii="Arial" w:hAnsi="Arial" w:eastAsia="Arial" w:cs="Arial"/>
+                <w:i w:val="false"/>
+                <w:b w:val="true"/>
+                <w:u w:val="none"/>
+                <w:sz w:val="22"/>
+                <w:szCs w:val="22"/>
+                <w:color w:val="000000"/>
+              </w:rPr>
+              <w:t xml:space="preserve">0.0011</w:t>
+            </w:r>
+          </w:p>
+        </w:tc>
+        <w:tc>
+          <w:tcPr>
+            <w:tcBorders>
+              <w:bottom w:val="none" w:sz="0" w:space="0" w:color="000000"/>
+              <w:top w:val="none" w:sz="0" w:space="0" w:color="000000"/>
+              <w:left w:val="none" w:sz="0" w:space="0" w:color="000000"/>
+              <w:right w:val="none" w:sz="0" w:space="0" w:color="000000"/>
+            </w:tcBorders>
+            <w:shd w:val="clear" w:color="auto" w:fill="FFFFFF"/>
+            <w:tcMar>
+              <w:top w:w="0" w:type="dxa"/>
+              <w:bottom w:w="0" w:type="dxa"/>
+              <w:left w:w="0" w:type="dxa"/>
+              <w:right w:w="0" w:type="dxa"/>
+            </w:tcMar>
+            <w:vAlign w:val="center"/>
+          </w:tcPr>
+          <w:p>
+            <w:pPr>
+              <w:jc w:val="center"/>
+              <w:pBdr>
+                <w:bottom w:val="none" w:sz="0" w:space="0" w:color="000000"/>
+                <w:top w:val="none" w:sz="0" w:space="0" w:color="000000"/>
+                <w:left w:val="none" w:sz="0" w:space="0" w:color="000000"/>
+                <w:right w:val="none" w:sz="0" w:space="0" w:color="000000"/>
+              </w:pBdr>
+              <w:spacing w:after="100" w:before="100" w:line="240"/>
+              <w:ind w:left="100" w:right="100" w:firstLine="0" w:firstLineChars="0"/>
+              <w:rPr>
+                <w:rFonts w:ascii="Arial" w:hAnsi="Arial" w:eastAsia="Arial" w:cs="Arial"/>
+                <w:i w:val="false"/>
+                <w:b w:val="false"/>
+                <w:u w:val="none"/>
+                <w:sz w:val="22"/>
+                <w:szCs w:val="22"/>
+                <w:color w:val="000000"/>
+              </w:rPr>
+            </w:pPr>
+            <w:r>
+              <w:rPr>
+                <w:rFonts w:ascii="Arial" w:hAnsi="Arial" w:eastAsia="Arial" w:cs="Arial"/>
+                <w:i w:val="false"/>
+                <w:b w:val="false"/>
+                <w:u w:val="none"/>
+                <w:sz w:val="22"/>
+                <w:szCs w:val="22"/>
+                <w:color w:val="000000"/>
+              </w:rPr>
+              <w:t xml:space="preserve">-0.67</w:t>
+            </w:r>
+          </w:p>
+        </w:tc>
+        <w:tc>
+          <w:tcPr>
+            <w:tcBorders>
+              <w:bottom w:val="none" w:sz="0" w:space="0" w:color="000000"/>
+              <w:top w:val="none" w:sz="0" w:space="0" w:color="000000"/>
+              <w:left w:val="none" w:sz="0" w:space="0" w:color="000000"/>
+              <w:right w:val="none" w:sz="0" w:space="0" w:color="000000"/>
+            </w:tcBorders>
+            <w:shd w:val="clear" w:color="auto" w:fill="FFFFFF"/>
+            <w:tcMar>
+              <w:top w:w="0" w:type="dxa"/>
+              <w:bottom w:w="0" w:type="dxa"/>
+              <w:left w:w="0" w:type="dxa"/>
+              <w:right w:w="0" w:type="dxa"/>
+            </w:tcMar>
+            <w:vAlign w:val="center"/>
+          </w:tcPr>
+          <w:p>
+            <w:pPr>
+              <w:jc w:val="center"/>
+              <w:pBdr>
+                <w:bottom w:val="none" w:sz="0" w:space="0" w:color="000000"/>
+                <w:top w:val="none" w:sz="0" w:space="0" w:color="000000"/>
+                <w:left w:val="none" w:sz="0" w:space="0" w:color="000000"/>
+                <w:right w:val="none" w:sz="0" w:space="0" w:color="000000"/>
+              </w:pBdr>
+              <w:spacing w:after="100" w:before="100" w:line="240"/>
+              <w:ind w:left="100" w:right="100" w:firstLine="0" w:firstLineChars="0"/>
+              <w:rPr>
+                <w:rFonts w:ascii="Arial" w:hAnsi="Arial" w:eastAsia="Arial" w:cs="Arial"/>
+                <w:i w:val="false"/>
+                <w:b w:val="false"/>
+                <w:u w:val="none"/>
+                <w:sz w:val="22"/>
+                <w:szCs w:val="22"/>
+                <w:color w:val="000000"/>
+              </w:rPr>
+            </w:pPr>
+            <w:r>
+              <w:rPr>
+                <w:rFonts w:ascii="Arial" w:hAnsi="Arial" w:eastAsia="Arial" w:cs="Arial"/>
+                <w:i w:val="false"/>
+                <w:b w:val="false"/>
+                <w:u w:val="none"/>
+                <w:sz w:val="22"/>
+                <w:szCs w:val="22"/>
+                <w:color w:val="000000"/>
+              </w:rPr>
+              <w:t xml:space="preserve">0.5015</w:t>
+            </w:r>
+          </w:p>
+        </w:tc>
+      </w:tr>
+      <w:tr>
+        <w:trPr>
+          <w:trHeight w:val="614" w:hRule="auto"/>
+        </w:trPr>
+        body10
+        <w:tc>
+          <w:tcPr>
+            <w:tcBorders>
+              <w:bottom w:val="none" w:sz="0" w:space="0" w:color="000000"/>
+              <w:top w:val="none" w:sz="0" w:space="0" w:color="000000"/>
+              <w:left w:val="none" w:sz="0" w:space="0" w:color="000000"/>
+              <w:right w:val="none" w:sz="0" w:space="0" w:color="000000"/>
+            </w:tcBorders>
+            <w:shd w:val="clear" w:color="auto" w:fill="FFFFFF"/>
+            <w:tcMar>
+              <w:top w:w="0" w:type="dxa"/>
+              <w:bottom w:w="0" w:type="dxa"/>
+              <w:left w:w="0" w:type="dxa"/>
+              <w:right w:w="0" w:type="dxa"/>
+            </w:tcMar>
+            <w:vAlign w:val="center"/>
+          </w:tcPr>
+          <w:p>
+            <w:pPr>
+              <w:jc w:val="center"/>
+              <w:pBdr>
+                <w:bottom w:val="none" w:sz="0" w:space="0" w:color="000000"/>
+                <w:top w:val="none" w:sz="0" w:space="0" w:color="000000"/>
+                <w:left w:val="none" w:sz="0" w:space="0" w:color="000000"/>
+                <w:right w:val="none" w:sz="0" w:space="0" w:color="000000"/>
+              </w:pBdr>
+              <w:spacing w:after="100" w:before="100" w:line="240"/>
+              <w:ind w:left="100" w:right="100" w:firstLine="0" w:firstLineChars="0"/>
+              <w:rPr>
+                <w:rFonts w:ascii="Arial" w:hAnsi="Arial" w:eastAsia="Arial" w:cs="Arial"/>
+                <w:i w:val="false"/>
+                <w:b w:val="false"/>
+                <w:u w:val="none"/>
+                <w:sz w:val="22"/>
+                <w:szCs w:val="22"/>
+                <w:color w:val="000000"/>
+              </w:rPr>
+            </w:pPr>
+            <w:r>
+              <w:rPr>
+                <w:rFonts w:ascii="Arial" w:hAnsi="Arial" w:eastAsia="Arial" w:cs="Arial"/>
+                <w:i w:val="false"/>
+                <w:b w:val="false"/>
+                <w:u w:val="none"/>
+                <w:sz w:val="22"/>
+                <w:szCs w:val="22"/>
+                <w:color w:val="000000"/>
+              </w:rPr>
+              <w:t xml:space="preserve">ave_Edge_weight</w:t>
+            </w:r>
+          </w:p>
+        </w:tc>
+        <w:tc>
+          <w:tcPr>
+            <w:tcBorders>
+              <w:bottom w:val="none" w:sz="0" w:space="0" w:color="000000"/>
+              <w:top w:val="none" w:sz="0" w:space="0" w:color="000000"/>
+              <w:left w:val="none" w:sz="0" w:space="0" w:color="000000"/>
+              <w:right w:val="none" w:sz="0" w:space="0" w:color="000000"/>
+            </w:tcBorders>
+            <w:shd w:val="clear" w:color="auto" w:fill="FFFFFF"/>
+            <w:tcMar>
+              <w:top w:w="0" w:type="dxa"/>
+              <w:bottom w:w="0" w:type="dxa"/>
+              <w:left w:w="0" w:type="dxa"/>
+              <w:right w:w="0" w:type="dxa"/>
+            </w:tcMar>
+            <w:vAlign w:val="center"/>
+          </w:tcPr>
+          <w:p>
+            <w:pPr>
+              <w:jc w:val="center"/>
+              <w:pBdr>
+                <w:bottom w:val="none" w:sz="0" w:space="0" w:color="000000"/>
+                <w:top w:val="none" w:sz="0" w:space="0" w:color="000000"/>
+                <w:left w:val="none" w:sz="0" w:space="0" w:color="000000"/>
+                <w:right w:val="none" w:sz="0" w:space="0" w:color="000000"/>
+              </w:pBdr>
+              <w:spacing w:after="100" w:before="100" w:line="240"/>
+              <w:ind w:left="100" w:right="100" w:firstLine="0" w:firstLineChars="0"/>
+              <w:rPr>
+                <w:rFonts w:ascii="Arial" w:hAnsi="Arial" w:eastAsia="Arial" w:cs="Arial"/>
+                <w:i w:val="false"/>
+                <w:b w:val="false"/>
+                <w:u w:val="none"/>
+                <w:sz w:val="22"/>
+                <w:szCs w:val="22"/>
+                <w:color w:val="000000"/>
+              </w:rPr>
+            </w:pPr>
+            <w:r>
+              <w:rPr>
+                <w:rFonts w:ascii="Arial" w:hAnsi="Arial" w:eastAsia="Arial" w:cs="Arial"/>
+                <w:i w:val="false"/>
+                <w:b w:val="false"/>
+                <w:u w:val="none"/>
+                <w:sz w:val="22"/>
+                <w:szCs w:val="22"/>
+                <w:color w:val="000000"/>
+              </w:rPr>
+              <w:t xml:space="preserve">-0.05</w:t>
+            </w:r>
+          </w:p>
+        </w:tc>
+        <w:tc>
+          <w:tcPr>
+            <w:tcBorders>
+              <w:bottom w:val="none" w:sz="0" w:space="0" w:color="000000"/>
+              <w:top w:val="none" w:sz="0" w:space="0" w:color="000000"/>
+              <w:left w:val="none" w:sz="0" w:space="0" w:color="000000"/>
+              <w:right w:val="none" w:sz="0" w:space="0" w:color="000000"/>
+            </w:tcBorders>
+            <w:shd w:val="clear" w:color="auto" w:fill="FFFFFF"/>
+            <w:tcMar>
+              <w:top w:w="0" w:type="dxa"/>
+              <w:bottom w:w="0" w:type="dxa"/>
+              <w:left w:w="0" w:type="dxa"/>
+              <w:right w:w="0" w:type="dxa"/>
+            </w:tcMar>
+            <w:vAlign w:val="center"/>
+          </w:tcPr>
+          <w:p>
+            <w:pPr>
+              <w:jc w:val="center"/>
+              <w:pBdr>
+                <w:bottom w:val="none" w:sz="0" w:space="0" w:color="000000"/>
+                <w:top w:val="none" w:sz="0" w:space="0" w:color="000000"/>
+                <w:left w:val="none" w:sz="0" w:space="0" w:color="000000"/>
+                <w:right w:val="none" w:sz="0" w:space="0" w:color="000000"/>
+              </w:pBdr>
+              <w:spacing w:after="100" w:before="100" w:line="240"/>
+              <w:ind w:left="100" w:right="100" w:firstLine="0" w:firstLineChars="0"/>
+              <w:rPr>
+                <w:rFonts w:ascii="Arial" w:hAnsi="Arial" w:eastAsia="Arial" w:cs="Arial"/>
+                <w:i w:val="false"/>
+                <w:b w:val="false"/>
+                <w:u w:val="none"/>
+                <w:sz w:val="22"/>
+                <w:szCs w:val="22"/>
+                <w:color w:val="000000"/>
+              </w:rPr>
+            </w:pPr>
+            <w:r>
+              <w:rPr>
+                <w:rFonts w:ascii="Arial" w:hAnsi="Arial" w:eastAsia="Arial" w:cs="Arial"/>
+                <w:i w:val="false"/>
+                <w:b w:val="false"/>
+                <w:u w:val="none"/>
+                <w:sz w:val="22"/>
+                <w:szCs w:val="22"/>
+                <w:color w:val="000000"/>
+              </w:rPr>
+              <w:t xml:space="preserve">0.9586</w:t>
+            </w:r>
+          </w:p>
+        </w:tc>
+        <w:tc>
+          <w:tcPr>
+            <w:tcBorders>
+              <w:bottom w:val="none" w:sz="0" w:space="0" w:color="000000"/>
+              <w:top w:val="none" w:sz="0" w:space="0" w:color="000000"/>
+              <w:left w:val="none" w:sz="0" w:space="0" w:color="000000"/>
+              <w:right w:val="none" w:sz="0" w:space="0" w:color="000000"/>
+            </w:tcBorders>
+            <w:shd w:val="clear" w:color="auto" w:fill="FFFFFF"/>
+            <w:tcMar>
+              <w:top w:w="0" w:type="dxa"/>
+              <w:bottom w:w="0" w:type="dxa"/>
+              <w:left w:w="0" w:type="dxa"/>
+              <w:right w:w="0" w:type="dxa"/>
+            </w:tcMar>
+            <w:vAlign w:val="center"/>
+          </w:tcPr>
+          <w:p>
+            <w:pPr>
+              <w:jc w:val="center"/>
+              <w:pBdr>
+                <w:bottom w:val="none" w:sz="0" w:space="0" w:color="000000"/>
+                <w:top w:val="none" w:sz="0" w:space="0" w:color="000000"/>
+                <w:left w:val="none" w:sz="0" w:space="0" w:color="000000"/>
+                <w:right w:val="none" w:sz="0" w:space="0" w:color="000000"/>
+              </w:pBdr>
+              <w:spacing w:after="100" w:before="100" w:line="240"/>
+              <w:ind w:left="100" w:right="100" w:firstLine="0" w:firstLineChars="0"/>
+              <w:rPr>
+                <w:rFonts w:ascii="Arial" w:hAnsi="Arial" w:eastAsia="Arial" w:cs="Arial"/>
+                <w:i w:val="false"/>
+                <w:b w:val="false"/>
+                <w:u w:val="none"/>
+                <w:sz w:val="22"/>
+                <w:szCs w:val="22"/>
+                <w:color w:val="000000"/>
+              </w:rPr>
+            </w:pPr>
+            <w:r>
+              <w:rPr>
+                <w:rFonts w:ascii="Arial" w:hAnsi="Arial" w:eastAsia="Arial" w:cs="Arial"/>
+                <w:i w:val="false"/>
+                <w:b w:val="false"/>
+                <w:u w:val="none"/>
+                <w:sz w:val="22"/>
+                <w:szCs w:val="22"/>
+                <w:color w:val="000000"/>
+              </w:rPr>
+              <w:t xml:space="preserve">1.40</w:t>
+            </w:r>
+          </w:p>
+        </w:tc>
+        <w:tc>
+          <w:tcPr>
+            <w:tcBorders>
+              <w:bottom w:val="none" w:sz="0" w:space="0" w:color="000000"/>
+              <w:top w:val="none" w:sz="0" w:space="0" w:color="000000"/>
+              <w:left w:val="none" w:sz="0" w:space="0" w:color="000000"/>
+              <w:right w:val="none" w:sz="0" w:space="0" w:color="000000"/>
+            </w:tcBorders>
+            <w:shd w:val="clear" w:color="auto" w:fill="FFFFFF"/>
+            <w:tcMar>
+              <w:top w:w="0" w:type="dxa"/>
+              <w:bottom w:w="0" w:type="dxa"/>
+              <w:left w:w="0" w:type="dxa"/>
+              <w:right w:w="0" w:type="dxa"/>
+            </w:tcMar>
+            <w:vAlign w:val="center"/>
+          </w:tcPr>
+          <w:p>
+            <w:pPr>
+              <w:jc w:val="center"/>
+              <w:pBdr>
+                <w:bottom w:val="none" w:sz="0" w:space="0" w:color="000000"/>
+                <w:top w:val="none" w:sz="0" w:space="0" w:color="000000"/>
+                <w:left w:val="none" w:sz="0" w:space="0" w:color="000000"/>
+                <w:right w:val="none" w:sz="0" w:space="0" w:color="000000"/>
+              </w:pBdr>
+              <w:spacing w:after="100" w:before="100" w:line="240"/>
+              <w:ind w:left="100" w:right="100" w:firstLine="0" w:firstLineChars="0"/>
+              <w:rPr>
+                <w:rFonts w:ascii="Arial" w:hAnsi="Arial" w:eastAsia="Arial" w:cs="Arial"/>
+                <w:i w:val="false"/>
+                <w:b w:val="false"/>
+                <w:u w:val="none"/>
+                <w:sz w:val="22"/>
+                <w:szCs w:val="22"/>
+                <w:color w:val="000000"/>
+              </w:rPr>
+            </w:pPr>
+            <w:r>
+              <w:rPr>
+                <w:rFonts w:ascii="Arial" w:hAnsi="Arial" w:eastAsia="Arial" w:cs="Arial"/>
+                <w:i w:val="false"/>
+                <w:b w:val="false"/>
+                <w:u w:val="none"/>
+                <w:sz w:val="22"/>
+                <w:szCs w:val="22"/>
+                <w:color w:val="000000"/>
+              </w:rPr>
+              <w:t xml:space="preserve">0.1619</w:t>
+            </w:r>
+          </w:p>
+        </w:tc>
+      </w:tr>
+      <w:tr>
+        <w:trPr>
+          <w:trHeight w:val="614" w:hRule="auto"/>
+        </w:trPr>
+        body11
+        <w:tc>
+          <w:tcPr>
+            <w:tcBorders>
+              <w:bottom w:val="none" w:sz="0" w:space="0" w:color="000000"/>
+              <w:top w:val="none" w:sz="0" w:space="0" w:color="000000"/>
+              <w:left w:val="none" w:sz="0" w:space="0" w:color="000000"/>
+              <w:right w:val="none" w:sz="0" w:space="0" w:color="000000"/>
+            </w:tcBorders>
+            <w:shd w:val="clear" w:color="auto" w:fill="FFFFFF"/>
+            <w:tcMar>
+              <w:top w:w="0" w:type="dxa"/>
+              <w:bottom w:w="0" w:type="dxa"/>
+              <w:left w:w="0" w:type="dxa"/>
+              <w:right w:w="0" w:type="dxa"/>
+            </w:tcMar>
+            <w:vAlign w:val="center"/>
+          </w:tcPr>
+          <w:p>
+            <w:pPr>
+              <w:jc w:val="center"/>
+              <w:pBdr>
+                <w:bottom w:val="none" w:sz="0" w:space="0" w:color="000000"/>
+                <w:top w:val="none" w:sz="0" w:space="0" w:color="000000"/>
+                <w:left w:val="none" w:sz="0" w:space="0" w:color="000000"/>
+                <w:right w:val="none" w:sz="0" w:space="0" w:color="000000"/>
+              </w:pBdr>
+              <w:spacing w:after="100" w:before="100" w:line="240"/>
+              <w:ind w:left="100" w:right="100" w:firstLine="0" w:firstLineChars="0"/>
+              <w:rPr>
+                <w:rFonts w:ascii="Arial" w:hAnsi="Arial" w:eastAsia="Arial" w:cs="Arial"/>
+                <w:i w:val="false"/>
+                <w:b w:val="false"/>
+                <w:u w:val="none"/>
+                <w:sz w:val="22"/>
+                <w:szCs w:val="22"/>
+                <w:color w:val="000000"/>
+              </w:rPr>
+            </w:pPr>
+            <w:r>
+              <w:rPr>
+                <w:rFonts w:ascii="Arial" w:hAnsi="Arial" w:eastAsia="Arial" w:cs="Arial"/>
+                <w:i w:val="false"/>
+                <w:b w:val="false"/>
+                <w:u w:val="none"/>
+                <w:sz w:val="22"/>
+                <w:szCs w:val="22"/>
+                <w:color w:val="000000"/>
+              </w:rPr>
+              <w:t xml:space="preserve">skewEdge</w:t>
+            </w:r>
+          </w:p>
+        </w:tc>
+        <w:tc>
+          <w:tcPr>
+            <w:tcBorders>
+              <w:bottom w:val="none" w:sz="0" w:space="0" w:color="000000"/>
+              <w:top w:val="none" w:sz="0" w:space="0" w:color="000000"/>
+              <w:left w:val="none" w:sz="0" w:space="0" w:color="000000"/>
+              <w:right w:val="none" w:sz="0" w:space="0" w:color="000000"/>
+            </w:tcBorders>
+            <w:shd w:val="clear" w:color="auto" w:fill="FFFFFF"/>
+            <w:tcMar>
+              <w:top w:w="0" w:type="dxa"/>
+              <w:bottom w:w="0" w:type="dxa"/>
+              <w:left w:w="0" w:type="dxa"/>
+              <w:right w:w="0" w:type="dxa"/>
+            </w:tcMar>
+            <w:vAlign w:val="center"/>
+          </w:tcPr>
+          <w:p>
+            <w:pPr>
+              <w:jc w:val="center"/>
+              <w:pBdr>
+                <w:bottom w:val="none" w:sz="0" w:space="0" w:color="000000"/>
+                <w:top w:val="none" w:sz="0" w:space="0" w:color="000000"/>
+                <w:left w:val="none" w:sz="0" w:space="0" w:color="000000"/>
+                <w:right w:val="none" w:sz="0" w:space="0" w:color="000000"/>
+              </w:pBdr>
+              <w:spacing w:after="100" w:before="100" w:line="240"/>
+              <w:ind w:left="100" w:right="100" w:firstLine="0" w:firstLineChars="0"/>
+              <w:rPr>
+                <w:rFonts w:ascii="Arial" w:hAnsi="Arial" w:eastAsia="Arial" w:cs="Arial"/>
+                <w:i w:val="false"/>
+                <w:b w:val="false"/>
+                <w:u w:val="none"/>
+                <w:sz w:val="22"/>
+                <w:szCs w:val="22"/>
+                <w:color w:val="000000"/>
+              </w:rPr>
+            </w:pPr>
+            <w:r>
+              <w:rPr>
+                <w:rFonts w:ascii="Arial" w:hAnsi="Arial" w:eastAsia="Arial" w:cs="Arial"/>
+                <w:i w:val="false"/>
+                <w:b w:val="false"/>
+                <w:u w:val="none"/>
+                <w:sz w:val="22"/>
+                <w:szCs w:val="22"/>
+                <w:color w:val="000000"/>
+              </w:rPr>
+              <w:t xml:space="preserve">-1.39</w:t>
+            </w:r>
+          </w:p>
+        </w:tc>
+        <w:tc>
+          <w:tcPr>
+            <w:tcBorders>
+              <w:bottom w:val="none" w:sz="0" w:space="0" w:color="000000"/>
+              <w:top w:val="none" w:sz="0" w:space="0" w:color="000000"/>
+              <w:left w:val="none" w:sz="0" w:space="0" w:color="000000"/>
+              <w:right w:val="none" w:sz="0" w:space="0" w:color="000000"/>
+            </w:tcBorders>
+            <w:shd w:val="clear" w:color="auto" w:fill="FFFFFF"/>
+            <w:tcMar>
+              <w:top w:w="0" w:type="dxa"/>
+              <w:bottom w:w="0" w:type="dxa"/>
+              <w:left w:w="0" w:type="dxa"/>
+              <w:right w:w="0" w:type="dxa"/>
+            </w:tcMar>
+            <w:vAlign w:val="center"/>
+          </w:tcPr>
+          <w:p>
+            <w:pPr>
+              <w:jc w:val="center"/>
+              <w:pBdr>
+                <w:bottom w:val="none" w:sz="0" w:space="0" w:color="000000"/>
+                <w:top w:val="none" w:sz="0" w:space="0" w:color="000000"/>
+                <w:left w:val="none" w:sz="0" w:space="0" w:color="000000"/>
+                <w:right w:val="none" w:sz="0" w:space="0" w:color="000000"/>
+              </w:pBdr>
+              <w:spacing w:after="100" w:before="100" w:line="240"/>
+              <w:ind w:left="100" w:right="100" w:firstLine="0" w:firstLineChars="0"/>
+              <w:rPr>
+                <w:rFonts w:ascii="Arial" w:hAnsi="Arial" w:eastAsia="Arial" w:cs="Arial"/>
+                <w:i w:val="false"/>
+                <w:b w:val="false"/>
+                <w:u w:val="none"/>
+                <w:sz w:val="22"/>
+                <w:szCs w:val="22"/>
+                <w:color w:val="000000"/>
+              </w:rPr>
+            </w:pPr>
+            <w:r>
+              <w:rPr>
+                <w:rFonts w:ascii="Arial" w:hAnsi="Arial" w:eastAsia="Arial" w:cs="Arial"/>
+                <w:i w:val="false"/>
+                <w:b w:val="false"/>
+                <w:u w:val="none"/>
+                <w:sz w:val="22"/>
+                <w:szCs w:val="22"/>
+                <w:color w:val="000000"/>
+              </w:rPr>
+              <w:t xml:space="preserve">0.1674</w:t>
+            </w:r>
+          </w:p>
+        </w:tc>
+        <w:tc>
+          <w:tcPr>
+            <w:tcBorders>
+              <w:bottom w:val="none" w:sz="0" w:space="0" w:color="000000"/>
+              <w:top w:val="none" w:sz="0" w:space="0" w:color="000000"/>
+              <w:left w:val="none" w:sz="0" w:space="0" w:color="000000"/>
+              <w:right w:val="none" w:sz="0" w:space="0" w:color="000000"/>
+            </w:tcBorders>
+            <w:shd w:val="clear" w:color="auto" w:fill="FFFFFF"/>
+            <w:tcMar>
+              <w:top w:w="0" w:type="dxa"/>
+              <w:bottom w:w="0" w:type="dxa"/>
+              <w:left w:w="0" w:type="dxa"/>
+              <w:right w:w="0" w:type="dxa"/>
+            </w:tcMar>
+            <w:vAlign w:val="center"/>
+          </w:tcPr>
+          <w:p>
+            <w:pPr>
+              <w:jc w:val="center"/>
+              <w:pBdr>
+                <w:bottom w:val="none" w:sz="0" w:space="0" w:color="000000"/>
+                <w:top w:val="none" w:sz="0" w:space="0" w:color="000000"/>
+                <w:left w:val="none" w:sz="0" w:space="0" w:color="000000"/>
+                <w:right w:val="none" w:sz="0" w:space="0" w:color="000000"/>
+              </w:pBdr>
+              <w:spacing w:after="100" w:before="100" w:line="240"/>
+              <w:ind w:left="100" w:right="100" w:firstLine="0" w:firstLineChars="0"/>
+              <w:rPr>
+                <w:rFonts w:ascii="Arial" w:hAnsi="Arial" w:eastAsia="Arial" w:cs="Arial"/>
+                <w:i w:val="false"/>
+                <w:b w:val="true"/>
+                <w:u w:val="none"/>
+                <w:sz w:val="22"/>
+                <w:szCs w:val="22"/>
+                <w:color w:val="000000"/>
+              </w:rPr>
+            </w:pPr>
+            <w:r>
+              <w:rPr>
+                <w:rFonts w:ascii="Arial" w:hAnsi="Arial" w:eastAsia="Arial" w:cs="Arial"/>
+                <w:i w:val="false"/>
+                <w:b w:val="true"/>
+                <w:u w:val="none"/>
+                <w:sz w:val="22"/>
+                <w:szCs w:val="22"/>
+                <w:color w:val="000000"/>
+              </w:rPr>
+              <w:t xml:space="preserve">-3.17</w:t>
+            </w:r>
+          </w:p>
+        </w:tc>
+        <w:tc>
+          <w:tcPr>
+            <w:tcBorders>
+              <w:bottom w:val="none" w:sz="0" w:space="0" w:color="000000"/>
+              <w:top w:val="none" w:sz="0" w:space="0" w:color="000000"/>
+              <w:left w:val="none" w:sz="0" w:space="0" w:color="000000"/>
+              <w:right w:val="none" w:sz="0" w:space="0" w:color="000000"/>
+            </w:tcBorders>
+            <w:shd w:val="clear" w:color="auto" w:fill="FFFFFF"/>
+            <w:tcMar>
+              <w:top w:w="0" w:type="dxa"/>
+              <w:bottom w:w="0" w:type="dxa"/>
+              <w:left w:w="0" w:type="dxa"/>
+              <w:right w:w="0" w:type="dxa"/>
+            </w:tcMar>
+            <w:vAlign w:val="center"/>
+          </w:tcPr>
+          <w:p>
+            <w:pPr>
+              <w:jc w:val="center"/>
+              <w:pBdr>
+                <w:bottom w:val="none" w:sz="0" w:space="0" w:color="000000"/>
+                <w:top w:val="none" w:sz="0" w:space="0" w:color="000000"/>
+                <w:left w:val="none" w:sz="0" w:space="0" w:color="000000"/>
+                <w:right w:val="none" w:sz="0" w:space="0" w:color="000000"/>
+              </w:pBdr>
+              <w:spacing w:after="100" w:before="100" w:line="240"/>
+              <w:ind w:left="100" w:right="100" w:firstLine="0" w:firstLineChars="0"/>
+              <w:rPr>
+                <w:rFonts w:ascii="Arial" w:hAnsi="Arial" w:eastAsia="Arial" w:cs="Arial"/>
+                <w:i w:val="false"/>
+                <w:b w:val="true"/>
+                <w:u w:val="none"/>
+                <w:sz w:val="22"/>
+                <w:szCs w:val="22"/>
+                <w:color w:val="000000"/>
+              </w:rPr>
+            </w:pPr>
+            <w:r>
+              <w:rPr>
+                <w:rFonts w:ascii="Arial" w:hAnsi="Arial" w:eastAsia="Arial" w:cs="Arial"/>
+                <w:i w:val="false"/>
+                <w:b w:val="true"/>
+                <w:u w:val="none"/>
+                <w:sz w:val="22"/>
+                <w:szCs w:val="22"/>
+                <w:color w:val="000000"/>
+              </w:rPr>
+              <w:t xml:space="preserve">0.0018</w:t>
+            </w:r>
+          </w:p>
+        </w:tc>
+      </w:tr>
+      <w:tr>
+        <w:trPr>
+          <w:trHeight w:val="572" w:hRule="auto"/>
+        </w:trPr>
+        body12
+        <w:tc>
+          <w:tcPr>
+            <w:tcBorders>
+              <w:bottom w:val="none" w:sz="0" w:space="0" w:color="000000"/>
+              <w:top w:val="none" w:sz="0" w:space="0" w:color="000000"/>
+              <w:left w:val="none" w:sz="0" w:space="0" w:color="000000"/>
+              <w:right w:val="none" w:sz="0" w:space="0" w:color="000000"/>
+            </w:tcBorders>
+            <w:shd w:val="clear" w:color="auto" w:fill="FFFFFF"/>
+            <w:tcMar>
+              <w:top w:w="0" w:type="dxa"/>
+              <w:bottom w:w="0" w:type="dxa"/>
+              <w:left w:w="0" w:type="dxa"/>
+              <w:right w:w="0" w:type="dxa"/>
+            </w:tcMar>
+            <w:vAlign w:val="center"/>
+          </w:tcPr>
+          <w:p>
+            <w:pPr>
+              <w:jc w:val="center"/>
+              <w:pBdr>
+                <w:bottom w:val="none" w:sz="0" w:space="0" w:color="000000"/>
+                <w:top w:val="none" w:sz="0" w:space="0" w:color="000000"/>
+                <w:left w:val="none" w:sz="0" w:space="0" w:color="000000"/>
+                <w:right w:val="none" w:sz="0" w:space="0" w:color="000000"/>
+              </w:pBdr>
+              <w:spacing w:after="100" w:before="100" w:line="240"/>
+              <w:ind w:left="100" w:right="100" w:firstLine="0" w:firstLineChars="0"/>
+              <w:rPr>
+                <w:rFonts w:ascii="Arial" w:hAnsi="Arial" w:eastAsia="Arial" w:cs="Arial"/>
+                <w:i w:val="false"/>
+                <w:b w:val="false"/>
+                <w:u w:val="none"/>
+                <w:sz w:val="22"/>
+                <w:szCs w:val="22"/>
+                <w:color w:val="000000"/>
+              </w:rPr>
+            </w:pPr>
+            <w:r>
+              <w:rPr>
+                <w:rFonts w:ascii="Arial" w:hAnsi="Arial" w:eastAsia="Arial" w:cs="Arial"/>
+                <w:i w:val="false"/>
+                <w:b w:val="false"/>
+                <w:u w:val="none"/>
+                <w:sz w:val="22"/>
+                <w:szCs w:val="22"/>
+                <w:color w:val="000000"/>
+              </w:rPr>
+              <w:t xml:space="preserve">B</w:t>
+            </w:r>
+          </w:p>
+        </w:tc>
+        <w:tc>
+          <w:tcPr>
+            <w:tcBorders>
+              <w:bottom w:val="none" w:sz="0" w:space="0" w:color="000000"/>
+              <w:top w:val="none" w:sz="0" w:space="0" w:color="000000"/>
+              <w:left w:val="none" w:sz="0" w:space="0" w:color="000000"/>
+              <w:right w:val="none" w:sz="0" w:space="0" w:color="000000"/>
+            </w:tcBorders>
+            <w:shd w:val="clear" w:color="auto" w:fill="FFFFFF"/>
+            <w:tcMar>
+              <w:top w:w="0" w:type="dxa"/>
+              <w:bottom w:w="0" w:type="dxa"/>
+              <w:left w:w="0" w:type="dxa"/>
+              <w:right w:w="0" w:type="dxa"/>
+            </w:tcMar>
+            <w:vAlign w:val="center"/>
+          </w:tcPr>
+          <w:p>
+            <w:pPr>
+              <w:jc w:val="center"/>
+              <w:pBdr>
+                <w:bottom w:val="none" w:sz="0" w:space="0" w:color="000000"/>
+                <w:top w:val="none" w:sz="0" w:space="0" w:color="000000"/>
+                <w:left w:val="none" w:sz="0" w:space="0" w:color="000000"/>
+                <w:right w:val="none" w:sz="0" w:space="0" w:color="000000"/>
+              </w:pBdr>
+              <w:spacing w:after="100" w:before="100" w:line="240"/>
+              <w:ind w:left="100" w:right="100" w:firstLine="0" w:firstLineChars="0"/>
+              <w:rPr>
+                <w:rFonts w:ascii="Arial" w:hAnsi="Arial" w:eastAsia="Arial" w:cs="Arial"/>
+                <w:i w:val="false"/>
+                <w:b w:val="false"/>
+                <w:u w:val="none"/>
+                <w:sz w:val="22"/>
+                <w:szCs w:val="22"/>
+                <w:color w:val="000000"/>
+              </w:rPr>
+            </w:pPr>
+            <w:r>
+              <w:rPr>
+                <w:rFonts w:ascii="Arial" w:hAnsi="Arial" w:eastAsia="Arial" w:cs="Arial"/>
+                <w:i w:val="false"/>
+                <w:b w:val="false"/>
+                <w:u w:val="none"/>
+                <w:sz w:val="22"/>
+                <w:szCs w:val="22"/>
+                <w:color w:val="000000"/>
+              </w:rPr>
+              <w:t xml:space="preserve">1.23</w:t>
+            </w:r>
+          </w:p>
+        </w:tc>
+        <w:tc>
+          <w:tcPr>
+            <w:tcBorders>
+              <w:bottom w:val="none" w:sz="0" w:space="0" w:color="000000"/>
+              <w:top w:val="none" w:sz="0" w:space="0" w:color="000000"/>
+              <w:left w:val="none" w:sz="0" w:space="0" w:color="000000"/>
+              <w:right w:val="none" w:sz="0" w:space="0" w:color="000000"/>
+            </w:tcBorders>
+            <w:shd w:val="clear" w:color="auto" w:fill="FFFFFF"/>
+            <w:tcMar>
+              <w:top w:w="0" w:type="dxa"/>
+              <w:bottom w:w="0" w:type="dxa"/>
+              <w:left w:w="0" w:type="dxa"/>
+              <w:right w:w="0" w:type="dxa"/>
+            </w:tcMar>
+            <w:vAlign w:val="center"/>
+          </w:tcPr>
+          <w:p>
+            <w:pPr>
+              <w:jc w:val="center"/>
+              <w:pBdr>
+                <w:bottom w:val="none" w:sz="0" w:space="0" w:color="000000"/>
+                <w:top w:val="none" w:sz="0" w:space="0" w:color="000000"/>
+                <w:left w:val="none" w:sz="0" w:space="0" w:color="000000"/>
+                <w:right w:val="none" w:sz="0" w:space="0" w:color="000000"/>
+              </w:pBdr>
+              <w:spacing w:after="100" w:before="100" w:line="240"/>
+              <w:ind w:left="100" w:right="100" w:firstLine="0" w:firstLineChars="0"/>
+              <w:rPr>
+                <w:rFonts w:ascii="Arial" w:hAnsi="Arial" w:eastAsia="Arial" w:cs="Arial"/>
+                <w:i w:val="false"/>
+                <w:b w:val="false"/>
+                <w:u w:val="none"/>
+                <w:sz w:val="22"/>
+                <w:szCs w:val="22"/>
+                <w:color w:val="000000"/>
+              </w:rPr>
+            </w:pPr>
+            <w:r>
+              <w:rPr>
+                <w:rFonts w:ascii="Arial" w:hAnsi="Arial" w:eastAsia="Arial" w:cs="Arial"/>
+                <w:i w:val="false"/>
+                <w:b w:val="false"/>
+                <w:u w:val="none"/>
+                <w:sz w:val="22"/>
+                <w:szCs w:val="22"/>
+                <w:color w:val="000000"/>
+              </w:rPr>
+              <w:t xml:space="preserve">0.2190</w:t>
+            </w:r>
+          </w:p>
+        </w:tc>
+        <w:tc>
+          <w:tcPr>
+            <w:tcBorders>
+              <w:bottom w:val="none" w:sz="0" w:space="0" w:color="000000"/>
+              <w:top w:val="none" w:sz="0" w:space="0" w:color="000000"/>
+              <w:left w:val="none" w:sz="0" w:space="0" w:color="000000"/>
+              <w:right w:val="none" w:sz="0" w:space="0" w:color="000000"/>
+            </w:tcBorders>
+            <w:shd w:val="clear" w:color="auto" w:fill="FFFFFF"/>
+            <w:tcMar>
+              <w:top w:w="0" w:type="dxa"/>
+              <w:bottom w:w="0" w:type="dxa"/>
+              <w:left w:w="0" w:type="dxa"/>
+              <w:right w:w="0" w:type="dxa"/>
+            </w:tcMar>
+            <w:vAlign w:val="center"/>
+          </w:tcPr>
+          <w:p>
+            <w:pPr>
+              <w:jc w:val="center"/>
+              <w:pBdr>
+                <w:bottom w:val="none" w:sz="0" w:space="0" w:color="000000"/>
+                <w:top w:val="none" w:sz="0" w:space="0" w:color="000000"/>
+                <w:left w:val="none" w:sz="0" w:space="0" w:color="000000"/>
+                <w:right w:val="none" w:sz="0" w:space="0" w:color="000000"/>
+              </w:pBdr>
+              <w:spacing w:after="100" w:before="100" w:line="240"/>
+              <w:ind w:left="100" w:right="100" w:firstLine="0" w:firstLineChars="0"/>
+              <w:rPr>
+                <w:rFonts w:ascii="Arial" w:hAnsi="Arial" w:eastAsia="Arial" w:cs="Arial"/>
+                <w:i w:val="false"/>
+                <w:b w:val="true"/>
+                <w:u w:val="none"/>
+                <w:sz w:val="22"/>
+                <w:szCs w:val="22"/>
+                <w:color w:val="000000"/>
+              </w:rPr>
+            </w:pPr>
+            <w:r>
+              <w:rPr>
+                <w:rFonts w:ascii="Arial" w:hAnsi="Arial" w:eastAsia="Arial" w:cs="Arial"/>
+                <w:i w:val="false"/>
+                <w:b w:val="true"/>
+                <w:u w:val="none"/>
+                <w:sz w:val="22"/>
+                <w:szCs w:val="22"/>
+                <w:color w:val="000000"/>
+              </w:rPr>
+              <w:t xml:space="preserve">-2.90</w:t>
+            </w:r>
+          </w:p>
+        </w:tc>
+        <w:tc>
+          <w:tcPr>
+            <w:tcBorders>
+              <w:bottom w:val="none" w:sz="0" w:space="0" w:color="000000"/>
+              <w:top w:val="none" w:sz="0" w:space="0" w:color="000000"/>
+              <w:left w:val="none" w:sz="0" w:space="0" w:color="000000"/>
+              <w:right w:val="none" w:sz="0" w:space="0" w:color="000000"/>
+            </w:tcBorders>
+            <w:shd w:val="clear" w:color="auto" w:fill="FFFFFF"/>
+            <w:tcMar>
+              <w:top w:w="0" w:type="dxa"/>
+              <w:bottom w:w="0" w:type="dxa"/>
+              <w:left w:w="0" w:type="dxa"/>
+              <w:right w:w="0" w:type="dxa"/>
+            </w:tcMar>
+            <w:vAlign w:val="center"/>
+          </w:tcPr>
+          <w:p>
+            <w:pPr>
+              <w:jc w:val="center"/>
+              <w:pBdr>
+                <w:bottom w:val="none" w:sz="0" w:space="0" w:color="000000"/>
+                <w:top w:val="none" w:sz="0" w:space="0" w:color="000000"/>
+                <w:left w:val="none" w:sz="0" w:space="0" w:color="000000"/>
+                <w:right w:val="none" w:sz="0" w:space="0" w:color="000000"/>
+              </w:pBdr>
+              <w:spacing w:after="100" w:before="100" w:line="240"/>
+              <w:ind w:left="100" w:right="100" w:firstLine="0" w:firstLineChars="0"/>
+              <w:rPr>
+                <w:rFonts w:ascii="Arial" w:hAnsi="Arial" w:eastAsia="Arial" w:cs="Arial"/>
+                <w:i w:val="false"/>
+                <w:b w:val="true"/>
+                <w:u w:val="none"/>
+                <w:sz w:val="22"/>
+                <w:szCs w:val="22"/>
+                <w:color w:val="000000"/>
+              </w:rPr>
+            </w:pPr>
+            <w:r>
+              <w:rPr>
+                <w:rFonts w:ascii="Arial" w:hAnsi="Arial" w:eastAsia="Arial" w:cs="Arial"/>
+                <w:i w:val="false"/>
+                <w:b w:val="true"/>
+                <w:u w:val="none"/>
+                <w:sz w:val="22"/>
+                <w:szCs w:val="22"/>
+                <w:color w:val="000000"/>
+              </w:rPr>
+              <w:t xml:space="preserve">0.0041</w:t>
+            </w:r>
+          </w:p>
+        </w:tc>
+      </w:tr>
+      <w:tr>
+        <w:trPr>
+          <w:trHeight w:val="614" w:hRule="auto"/>
+        </w:trPr>
+        body13
+        <w:tc>
+          <w:tcPr>
+            <w:tcBorders>
+              <w:bottom w:val="none" w:sz="0" w:space="0" w:color="000000"/>
+              <w:top w:val="none" w:sz="0" w:space="0" w:color="000000"/>
+              <w:left w:val="none" w:sz="0" w:space="0" w:color="000000"/>
+              <w:right w:val="none" w:sz="0" w:space="0" w:color="000000"/>
+            </w:tcBorders>
+            <w:shd w:val="clear" w:color="auto" w:fill="FFFFFF"/>
+            <w:tcMar>
+              <w:top w:w="0" w:type="dxa"/>
+              <w:bottom w:w="0" w:type="dxa"/>
+              <w:left w:w="0" w:type="dxa"/>
+              <w:right w:w="0" w:type="dxa"/>
+            </w:tcMar>
+            <w:vAlign w:val="center"/>
+          </w:tcPr>
+          <w:p>
+            <w:pPr>
+              <w:jc w:val="center"/>
+              <w:pBdr>
+                <w:bottom w:val="none" w:sz="0" w:space="0" w:color="000000"/>
+                <w:top w:val="none" w:sz="0" w:space="0" w:color="000000"/>
+                <w:left w:val="none" w:sz="0" w:space="0" w:color="000000"/>
+                <w:right w:val="none" w:sz="0" w:space="0" w:color="000000"/>
+              </w:pBdr>
+              <w:spacing w:after="100" w:before="100" w:line="240"/>
+              <w:ind w:left="100" w:right="100" w:firstLine="0" w:firstLineChars="0"/>
+              <w:rPr>
+                <w:rFonts w:ascii="Arial" w:hAnsi="Arial" w:eastAsia="Arial" w:cs="Arial"/>
+                <w:i w:val="false"/>
+                <w:b w:val="false"/>
+                <w:u w:val="none"/>
+                <w:sz w:val="22"/>
+                <w:szCs w:val="22"/>
+                <w:color w:val="000000"/>
+              </w:rPr>
+            </w:pPr>
+            <w:r>
+              <w:rPr>
+                <w:rFonts w:ascii="Arial" w:hAnsi="Arial" w:eastAsia="Arial" w:cs="Arial"/>
+                <w:i w:val="false"/>
+                <w:b w:val="false"/>
+                <w:u w:val="none"/>
+                <w:sz w:val="22"/>
+                <w:szCs w:val="22"/>
+                <w:color w:val="000000"/>
+              </w:rPr>
+              <w:t xml:space="preserve">time_memory</w:t>
+            </w:r>
+          </w:p>
+        </w:tc>
+        <w:tc>
+          <w:tcPr>
+            <w:tcBorders>
+              <w:bottom w:val="none" w:sz="0" w:space="0" w:color="000000"/>
+              <w:top w:val="none" w:sz="0" w:space="0" w:color="000000"/>
+              <w:left w:val="none" w:sz="0" w:space="0" w:color="000000"/>
+              <w:right w:val="none" w:sz="0" w:space="0" w:color="000000"/>
+            </w:tcBorders>
+            <w:shd w:val="clear" w:color="auto" w:fill="FFFFFF"/>
+            <w:tcMar>
+              <w:top w:w="0" w:type="dxa"/>
+              <w:bottom w:w="0" w:type="dxa"/>
+              <w:left w:w="0" w:type="dxa"/>
+              <w:right w:w="0" w:type="dxa"/>
+            </w:tcMar>
+            <w:vAlign w:val="center"/>
+          </w:tcPr>
+          <w:p>
+            <w:pPr>
+              <w:jc w:val="center"/>
+              <w:pBdr>
+                <w:bottom w:val="none" w:sz="0" w:space="0" w:color="000000"/>
+                <w:top w:val="none" w:sz="0" w:space="0" w:color="000000"/>
+                <w:left w:val="none" w:sz="0" w:space="0" w:color="000000"/>
+                <w:right w:val="none" w:sz="0" w:space="0" w:color="000000"/>
+              </w:pBdr>
+              <w:spacing w:after="100" w:before="100" w:line="240"/>
+              <w:ind w:left="100" w:right="100" w:firstLine="0" w:firstLineChars="0"/>
+              <w:rPr>
+                <w:rFonts w:ascii="Arial" w:hAnsi="Arial" w:eastAsia="Arial" w:cs="Arial"/>
+                <w:i w:val="false"/>
+                <w:b w:val="false"/>
+                <w:u w:val="none"/>
+                <w:sz w:val="22"/>
+                <w:szCs w:val="22"/>
+                <w:color w:val="000000"/>
+              </w:rPr>
+            </w:pPr>
+            <w:r>
+              <w:rPr>
+                <w:rFonts w:ascii="Arial" w:hAnsi="Arial" w:eastAsia="Arial" w:cs="Arial"/>
+                <w:i w:val="false"/>
+                <w:b w:val="false"/>
+                <w:u w:val="none"/>
+                <w:sz w:val="22"/>
+                <w:szCs w:val="22"/>
+                <w:color w:val="000000"/>
+              </w:rPr>
+              <w:t xml:space="preserve">-1.51</w:t>
+            </w:r>
+          </w:p>
+        </w:tc>
+        <w:tc>
+          <w:tcPr>
+            <w:tcBorders>
+              <w:bottom w:val="none" w:sz="0" w:space="0" w:color="000000"/>
+              <w:top w:val="none" w:sz="0" w:space="0" w:color="000000"/>
+              <w:left w:val="none" w:sz="0" w:space="0" w:color="000000"/>
+              <w:right w:val="none" w:sz="0" w:space="0" w:color="000000"/>
+            </w:tcBorders>
+            <w:shd w:val="clear" w:color="auto" w:fill="FFFFFF"/>
+            <w:tcMar>
+              <w:top w:w="0" w:type="dxa"/>
+              <w:bottom w:w="0" w:type="dxa"/>
+              <w:left w:w="0" w:type="dxa"/>
+              <w:right w:w="0" w:type="dxa"/>
+            </w:tcMar>
+            <w:vAlign w:val="center"/>
+          </w:tcPr>
+          <w:p>
+            <w:pPr>
+              <w:jc w:val="center"/>
+              <w:pBdr>
+                <w:bottom w:val="none" w:sz="0" w:space="0" w:color="000000"/>
+                <w:top w:val="none" w:sz="0" w:space="0" w:color="000000"/>
+                <w:left w:val="none" w:sz="0" w:space="0" w:color="000000"/>
+                <w:right w:val="none" w:sz="0" w:space="0" w:color="000000"/>
+              </w:pBdr>
+              <w:spacing w:after="100" w:before="100" w:line="240"/>
+              <w:ind w:left="100" w:right="100" w:firstLine="0" w:firstLineChars="0"/>
+              <w:rPr>
+                <w:rFonts w:ascii="Arial" w:hAnsi="Arial" w:eastAsia="Arial" w:cs="Arial"/>
+                <w:i w:val="false"/>
+                <w:b w:val="false"/>
+                <w:u w:val="none"/>
+                <w:sz w:val="22"/>
+                <w:szCs w:val="22"/>
+                <w:color w:val="000000"/>
+              </w:rPr>
+            </w:pPr>
+            <w:r>
+              <w:rPr>
+                <w:rFonts w:ascii="Arial" w:hAnsi="Arial" w:eastAsia="Arial" w:cs="Arial"/>
+                <w:i w:val="false"/>
+                <w:b w:val="false"/>
+                <w:u w:val="none"/>
+                <w:sz w:val="22"/>
+                <w:szCs w:val="22"/>
+                <w:color w:val="000000"/>
+              </w:rPr>
+              <w:t xml:space="preserve">0.1318</w:t>
+            </w:r>
+          </w:p>
+        </w:tc>
+        <w:tc>
+          <w:tcPr>
+            <w:tcBorders>
+              <w:bottom w:val="none" w:sz="0" w:space="0" w:color="000000"/>
+              <w:top w:val="none" w:sz="0" w:space="0" w:color="000000"/>
+              <w:left w:val="none" w:sz="0" w:space="0" w:color="000000"/>
+              <w:right w:val="none" w:sz="0" w:space="0" w:color="000000"/>
+            </w:tcBorders>
+            <w:shd w:val="clear" w:color="auto" w:fill="FFFFFF"/>
+            <w:tcMar>
+              <w:top w:w="0" w:type="dxa"/>
+              <w:bottom w:w="0" w:type="dxa"/>
+              <w:left w:w="0" w:type="dxa"/>
+              <w:right w:w="0" w:type="dxa"/>
+            </w:tcMar>
+            <w:vAlign w:val="center"/>
+          </w:tcPr>
+          <w:p>
+            <w:pPr>
+              <w:jc w:val="center"/>
+              <w:pBdr>
+                <w:bottom w:val="none" w:sz="0" w:space="0" w:color="000000"/>
+                <w:top w:val="none" w:sz="0" w:space="0" w:color="000000"/>
+                <w:left w:val="none" w:sz="0" w:space="0" w:color="000000"/>
+                <w:right w:val="none" w:sz="0" w:space="0" w:color="000000"/>
+              </w:pBdr>
+              <w:spacing w:after="100" w:before="100" w:line="240"/>
+              <w:ind w:left="100" w:right="100" w:firstLine="0" w:firstLineChars="0"/>
+              <w:rPr>
+                <w:rFonts w:ascii="Arial" w:hAnsi="Arial" w:eastAsia="Arial" w:cs="Arial"/>
+                <w:i w:val="false"/>
+                <w:b w:val="false"/>
+                <w:u w:val="none"/>
+                <w:sz w:val="22"/>
+                <w:szCs w:val="22"/>
+                <w:color w:val="000000"/>
+              </w:rPr>
+            </w:pPr>
+            <w:r>
+              <w:rPr>
+                <w:rFonts w:ascii="Arial" w:hAnsi="Arial" w:eastAsia="Arial" w:cs="Arial"/>
+                <w:i w:val="false"/>
+                <w:b w:val="false"/>
+                <w:u w:val="none"/>
+                <w:sz w:val="22"/>
+                <w:szCs w:val="22"/>
+                <w:color w:val="000000"/>
+              </w:rPr>
+              <w:t xml:space="preserve">-0.39</w:t>
+            </w:r>
+          </w:p>
+        </w:tc>
+        <w:tc>
+          <w:tcPr>
+            <w:tcBorders>
+              <w:bottom w:val="none" w:sz="0" w:space="0" w:color="000000"/>
+              <w:top w:val="none" w:sz="0" w:space="0" w:color="000000"/>
+              <w:left w:val="none" w:sz="0" w:space="0" w:color="000000"/>
+              <w:right w:val="none" w:sz="0" w:space="0" w:color="000000"/>
+            </w:tcBorders>
+            <w:shd w:val="clear" w:color="auto" w:fill="FFFFFF"/>
+            <w:tcMar>
+              <w:top w:w="0" w:type="dxa"/>
+              <w:bottom w:w="0" w:type="dxa"/>
+              <w:left w:w="0" w:type="dxa"/>
+              <w:right w:w="0" w:type="dxa"/>
+            </w:tcMar>
+            <w:vAlign w:val="center"/>
+          </w:tcPr>
+          <w:p>
+            <w:pPr>
+              <w:jc w:val="center"/>
+              <w:pBdr>
+                <w:bottom w:val="none" w:sz="0" w:space="0" w:color="000000"/>
+                <w:top w:val="none" w:sz="0" w:space="0" w:color="000000"/>
+                <w:left w:val="none" w:sz="0" w:space="0" w:color="000000"/>
+                <w:right w:val="none" w:sz="0" w:space="0" w:color="000000"/>
+              </w:pBdr>
+              <w:spacing w:after="100" w:before="100" w:line="240"/>
+              <w:ind w:left="100" w:right="100" w:firstLine="0" w:firstLineChars="0"/>
+              <w:rPr>
+                <w:rFonts w:ascii="Arial" w:hAnsi="Arial" w:eastAsia="Arial" w:cs="Arial"/>
+                <w:i w:val="false"/>
+                <w:b w:val="false"/>
+                <w:u w:val="none"/>
+                <w:sz w:val="22"/>
+                <w:szCs w:val="22"/>
+                <w:color w:val="000000"/>
+              </w:rPr>
+            </w:pPr>
+            <w:r>
+              <w:rPr>
+                <w:rFonts w:ascii="Arial" w:hAnsi="Arial" w:eastAsia="Arial" w:cs="Arial"/>
+                <w:i w:val="false"/>
+                <w:b w:val="false"/>
+                <w:u w:val="none"/>
+                <w:sz w:val="22"/>
+                <w:szCs w:val="22"/>
+                <w:color w:val="000000"/>
+              </w:rPr>
+              <w:t xml:space="preserve">0.6964</w:t>
+            </w:r>
+          </w:p>
+        </w:tc>
+      </w:tr>
+      <w:tr>
+        <w:trPr>
+          <w:trHeight w:val="572" w:hRule="auto"/>
+        </w:trPr>
+        body14
         <w:tc>
           <w:tcPr>
             <w:tcBorders>
@@ -893,7 +3819,7 @@
                 <w:szCs w:val="22"/>
                 <w:color w:val="000000"/>
               </w:rPr>
-              <w:t xml:space="preserve">Mean Distance (Log)</w:t>
+              <w:t xml:space="preserve">event.rate</w:t>
             </w:r>
           </w:p>
         </w:tc>
@@ -928,24 +3854,24 @@
               <w:rPr>
                 <w:rFonts w:ascii="Arial" w:hAnsi="Arial" w:eastAsia="Arial" w:cs="Arial"/>
                 <w:i w:val="false"/>
-                <w:b w:val="false"/>
-                <w:u w:val="none"/>
-                <w:sz w:val="22"/>
-                <w:szCs w:val="22"/>
-                <w:color w:val="000000"/>
-              </w:rPr>
-            </w:pPr>
-            <w:r>
-              <w:rPr>
-                <w:rFonts w:ascii="Arial" w:hAnsi="Arial" w:eastAsia="Arial" w:cs="Arial"/>
-                <w:i w:val="false"/>
-                <w:b w:val="false"/>
-                <w:u w:val="none"/>
-                <w:sz w:val="22"/>
-                <w:szCs w:val="22"/>
-                <w:color w:val="000000"/>
-              </w:rPr>
-              <w:t xml:space="preserve">[[numeric]]</w:t>
+                <w:b w:val="true"/>
+                <w:u w:val="none"/>
+                <w:sz w:val="22"/>
+                <w:szCs w:val="22"/>
+                <w:color w:val="000000"/>
+              </w:rPr>
+            </w:pPr>
+            <w:r>
+              <w:rPr>
+                <w:rFonts w:ascii="Arial" w:hAnsi="Arial" w:eastAsia="Arial" w:cs="Arial"/>
+                <w:i w:val="false"/>
+                <w:b w:val="true"/>
+                <w:u w:val="none"/>
+                <w:sz w:val="22"/>
+                <w:szCs w:val="22"/>
+                <w:color w:val="000000"/>
+              </w:rPr>
+              <w:t xml:space="preserve">3.15</w:t>
             </w:r>
           </w:p>
         </w:tc>
@@ -980,24 +3906,24 @@
               <w:rPr>
                 <w:rFonts w:ascii="Arial" w:hAnsi="Arial" w:eastAsia="Arial" w:cs="Arial"/>
                 <w:i w:val="false"/>
-                <w:b w:val="false"/>
-                <w:u w:val="none"/>
-                <w:sz w:val="22"/>
-                <w:szCs w:val="22"/>
-                <w:color w:val="000000"/>
-              </w:rPr>
-            </w:pPr>
-            <w:r>
-              <w:rPr>
-                <w:rFonts w:ascii="Arial" w:hAnsi="Arial" w:eastAsia="Arial" w:cs="Arial"/>
-                <w:i w:val="false"/>
-                <w:b w:val="false"/>
-                <w:u w:val="none"/>
-                <w:sz w:val="22"/>
-                <w:szCs w:val="22"/>
-                <w:color w:val="000000"/>
-              </w:rPr>
-              <w:t xml:space="preserve">[[numeric]]</w:t>
+                <w:b w:val="true"/>
+                <w:u w:val="none"/>
+                <w:sz w:val="22"/>
+                <w:szCs w:val="22"/>
+                <w:color w:val="000000"/>
+              </w:rPr>
+            </w:pPr>
+            <w:r>
+              <w:rPr>
+                <w:rFonts w:ascii="Arial" w:hAnsi="Arial" w:eastAsia="Arial" w:cs="Arial"/>
+                <w:i w:val="false"/>
+                <w:b w:val="true"/>
+                <w:u w:val="none"/>
+                <w:sz w:val="22"/>
+                <w:szCs w:val="22"/>
+                <w:color w:val="000000"/>
+              </w:rPr>
+              <w:t xml:space="preserve">0.0019</w:t>
             </w:r>
           </w:p>
         </w:tc>
@@ -1049,7 +3975,7 @@
                 <w:szCs w:val="22"/>
                 <w:color w:val="000000"/>
               </w:rPr>
-              <w:t xml:space="preserve">[[numeric]]</w:t>
+              <w:t xml:space="preserve">1.60</w:t>
             </w:r>
           </w:p>
         </w:tc>
@@ -1101,7 +4027,7 @@
                 <w:szCs w:val="22"/>
                 <w:color w:val="000000"/>
               </w:rPr>
-              <w:t xml:space="preserve">[[numeric]]</w:t>
+              <w:t xml:space="preserve">0.1120</w:t>
             </w:r>
           </w:p>
         </w:tc>
